--- a/Quanta, Actually - SERIES/QED Course/chapters/Lesson 55 Electron-Electron Scattering.docx
+++ b/Quanta, Actually - SERIES/QED Course/chapters/Lesson 55 Electron-Electron Scattering.docx
@@ -17,7 +17,7 @@
         <w:jc w:val="center"/>
       </w:pPr>
       <w:r>
-        <w:t>Lesson 55 of the Complete Quantum Electrodynamics Course</w:t>
+        <w:t>Lesson 55 of Quantum, Actually, Volume 2: A QED Course</w:t>
       </w:r>
     </w:p>
     <w:p>
@@ -98,7 +98,43 @@
         <w:pStyle w:val="ListBullet"/>
       </w:pPr>
       <w:r>
-        <w:t>Write the two amplitudes ℳ_t and ℳ_u and show ℳ_u is obtained from ℳ_t by exchanging p₃ and p₄.</w:t>
+        <w:t>Write the two amplitudes ℳ</w:t>
+      </w:r>
+      <w:r>
+        <w:rPr>
+          <w:vertAlign w:val="subscript"/>
+        </w:rPr>
+        <w:t>t</w:t>
+      </w:r>
+      <w:r>
+        <w:t xml:space="preserve"> and ℳ</w:t>
+      </w:r>
+      <w:r>
+        <w:rPr>
+          <w:vertAlign w:val="subscript"/>
+        </w:rPr>
+        <w:t>u</w:t>
+      </w:r>
+      <w:r>
+        <w:t xml:space="preserve"> and show ℳ</w:t>
+      </w:r>
+      <w:r>
+        <w:rPr>
+          <w:vertAlign w:val="subscript"/>
+        </w:rPr>
+        <w:t>u</w:t>
+      </w:r>
+      <w:r>
+        <w:t xml:space="preserve"> is obtained from ℳ</w:t>
+      </w:r>
+      <w:r>
+        <w:rPr>
+          <w:vertAlign w:val="subscript"/>
+        </w:rPr>
+        <w:t>t</w:t>
+      </w:r>
+      <w:r>
+        <w:t xml:space="preserve"> by exchanging p₃ and p₄.</w:t>
       </w:r>
     </w:p>
     <w:p>
@@ -114,7 +150,79 @@
         <w:pStyle w:val="ListBullet"/>
       </w:pPr>
       <w:r>
-        <w:t>Derive and apply the identity γ^μγ^aγ^bγ^cγ_μ=−2γ^cγ^bγ^a.</w:t>
+        <w:t>Derive and apply the identity γ</w:t>
+      </w:r>
+      <w:r>
+        <w:rPr>
+          <w:vertAlign w:val="superscript"/>
+        </w:rPr>
+        <w:t>μ</w:t>
+      </w:r>
+      <w:r>
+        <w:t>γ</w:t>
+      </w:r>
+      <w:r>
+        <w:rPr>
+          <w:vertAlign w:val="superscript"/>
+        </w:rPr>
+        <w:t>a</w:t>
+      </w:r>
+      <w:r>
+        <w:t>γ</w:t>
+      </w:r>
+      <w:r>
+        <w:rPr>
+          <w:vertAlign w:val="superscript"/>
+        </w:rPr>
+        <w:t>b</w:t>
+      </w:r>
+      <w:r>
+        <w:t>γ</w:t>
+      </w:r>
+      <w:r>
+        <w:rPr>
+          <w:vertAlign w:val="superscript"/>
+        </w:rPr>
+        <w:t>c</w:t>
+      </w:r>
+      <w:r>
+        <w:t>γ</w:t>
+      </w:r>
+      <w:r>
+        <w:rPr>
+          <w:vertAlign w:val="subscript"/>
+        </w:rPr>
+        <w:t>μ</w:t>
+      </w:r>
+      <w:r>
+        <w:t>=−2γ</w:t>
+      </w:r>
+      <w:r>
+        <w:rPr>
+          <w:vertAlign w:val="superscript"/>
+        </w:rPr>
+        <w:t>c</w:t>
+      </w:r>
+      <w:r>
+        <w:t>γ</w:t>
+      </w:r>
+      <w:r>
+        <w:rPr>
+          <w:vertAlign w:val="superscript"/>
+        </w:rPr>
+        <w:t>b</w:t>
+      </w:r>
+      <w:r>
+        <w:t>γ</w:t>
+      </w:r>
+      <w:r>
+        <w:rPr>
+          <w:vertAlign w:val="superscript"/>
+        </w:rPr>
+        <w:t>a</w:t>
+      </w:r>
+      <w:r>
+        <w:t>.</w:t>
       </w:r>
     </w:p>
     <w:p>
@@ -222,7 +330,13 @@
           </w:tcPr>
           <w:p>
             <w:r>
-              <w:t>ℳ_t</w:t>
+              <w:t>ℳ</w:t>
+            </w:r>
+            <w:r>
+              <w:rPr>
+                <w:vertAlign w:val="subscript"/>
+              </w:rPr>
+              <w:t>t</w:t>
             </w:r>
           </w:p>
         </w:tc>
@@ -259,7 +373,13 @@
           </w:tcPr>
           <w:p>
             <w:r>
-              <w:t>ℳ_u</w:t>
+              <w:t>ℳ</w:t>
+            </w:r>
+            <w:r>
+              <w:rPr>
+                <w:vertAlign w:val="subscript"/>
+              </w:rPr>
+              <w:t>u</w:t>
             </w:r>
           </w:p>
         </w:tc>
@@ -333,7 +453,76 @@
           </w:tcPr>
           <w:p>
             <w:r>
-              <w:t>γ^μγ^aγ^bγ^cγ_μ=−2γ^cγ^bγ^a</w:t>
+              <w:t>γ</w:t>
+            </w:r>
+            <w:r>
+              <w:rPr>
+                <w:vertAlign w:val="superscript"/>
+              </w:rPr>
+              <w:t>μ</w:t>
+            </w:r>
+            <w:r>
+              <w:t>γ</w:t>
+            </w:r>
+            <w:r>
+              <w:rPr>
+                <w:vertAlign w:val="superscript"/>
+              </w:rPr>
+              <w:t>a</w:t>
+            </w:r>
+            <w:r>
+              <w:t>γ</w:t>
+            </w:r>
+            <w:r>
+              <w:rPr>
+                <w:vertAlign w:val="superscript"/>
+              </w:rPr>
+              <w:t>b</w:t>
+            </w:r>
+            <w:r>
+              <w:t>γ</w:t>
+            </w:r>
+            <w:r>
+              <w:rPr>
+                <w:vertAlign w:val="superscript"/>
+              </w:rPr>
+              <w:t>c</w:t>
+            </w:r>
+            <w:r>
+              <w:t>γ</w:t>
+            </w:r>
+            <w:r>
+              <w:rPr>
+                <w:vertAlign w:val="subscript"/>
+              </w:rPr>
+              <w:t>μ</w:t>
+            </w:r>
+            <w:r>
+              <w:t>=−2γ</w:t>
+            </w:r>
+            <w:r>
+              <w:rPr>
+                <w:vertAlign w:val="superscript"/>
+              </w:rPr>
+              <w:t>c</w:t>
+            </w:r>
+            <w:r>
+              <w:t>γ</w:t>
+            </w:r>
+            <w:r>
+              <w:rPr>
+                <w:vertAlign w:val="superscript"/>
+              </w:rPr>
+              <w:t>b</w:t>
+            </w:r>
+            <w:r>
+              <w:t>γ</w:t>
+            </w:r>
+            <w:r>
+              <w:rPr>
+                <w:vertAlign w:val="superscript"/>
+              </w:rPr>
+              <w:t>a</w:t>
             </w:r>
           </w:p>
         </w:tc>
@@ -357,6 +546,67 @@
         </w:tc>
       </w:tr>
     </w:tbl>
+    <w:tbl>
+      <w:tblPr>
+        <w:tblW w:type="auto" w:w="0"/>
+        <w:jc w:val="center"/>
+        <w:tblLayout w:type="fixed"/>
+        <w:tblLook w:firstColumn="1" w:firstRow="1" w:lastColumn="0" w:lastRow="0" w:noHBand="0" w:noVBand="1" w:val="04A0"/>
+        <w:tblBorders>
+          <w:top w:val="single" w:sz="8" w:color="7FA7CF"/>
+          <w:left w:val="single" w:sz="8" w:color="7FA7CF"/>
+          <w:bottom w:val="single" w:sz="8" w:color="7FA7CF"/>
+          <w:right w:val="single" w:sz="8" w:color="7FA7CF"/>
+        </w:tblBorders>
+      </w:tblPr>
+      <w:tblGrid>
+        <w:gridCol w:w="9392"/>
+      </w:tblGrid>
+      <w:tr>
+        <w:tc>
+          <w:tcPr>
+            <w:tcW w:type="dxa" w:w="9392"/>
+            <w:shd w:fill="F3F7FB"/>
+            <w:tcMar>
+              <w:top w:w="140" w:type="dxa"/>
+              <w:start w:w="140" w:type="dxa"/>
+              <w:bottom w:w="140" w:type="dxa"/>
+              <w:end w:w="140" w:type="dxa"/>
+            </w:tcMar>
+          </w:tcPr>
+          <w:p>
+            <w:r>
+              <w:rPr>
+                <w:b/>
+                <w:color w:val="1F4E78"/>
+              </w:rPr>
+              <w:t>First pass: the result before the derivation</w:t>
+            </w:r>
+          </w:p>
+          <w:p>
+            <w:pPr>
+              <w:spacing w:after="60"/>
+            </w:pPr>
+            <w:r>
+              <w:t>Identical electrons need two diagrams, t- and u-channel, with a relative minus sign; the squared amplitude includes an interference trace.</w:t>
+            </w:r>
+          </w:p>
+          <w:p>
+            <w:pPr>
+              <w:spacing w:after="60"/>
+            </w:pPr>
+            <w:r>
+              <w:t>This is Prologue 5's reversed arrow for swapped electrons, now with spinors.</w:t>
+            </w:r>
+          </w:p>
+        </w:tc>
+      </w:tr>
+    </w:tbl>
+    <w:p>
+      <w:pPr>
+        <w:spacing w:after="80"/>
+      </w:pPr>
+    </w:p>
     <w:p>
       <w:pPr>
         <w:pStyle w:val="Heading2"/>
@@ -367,39 +617,56 @@
     </w:p>
     <w:p>
       <w:pPr>
-        <w:spacing w:before="160" w:after="160"/>
+        <w:keepNext/>
+        <w:spacing w:before="160" w:after="40"/>
         <w:jc w:val="center"/>
       </w:pPr>
       <w:r>
+        <w:drawing>
+          <wp:inline xmlns:a="http://schemas.openxmlformats.org/drawingml/2006/main" xmlns:pic="http://schemas.openxmlformats.org/drawingml/2006/picture">
+            <wp:extent cx="5486400" cy="2524817"/>
+            <wp:docPr id="1" name="Picture 1"/>
+            <wp:cNvGraphicFramePr>
+              <a:graphicFrameLocks noChangeAspect="1"/>
+            </wp:cNvGraphicFramePr>
+            <a:graphic>
+              <a:graphicData uri="http://schemas.openxmlformats.org/drawingml/2006/picture">
+                <pic:pic>
+                  <pic:nvPicPr>
+                    <pic:cNvPr id="0" name="L55_moller.png"/>
+                    <pic:cNvPicPr/>
+                  </pic:nvPicPr>
+                  <pic:blipFill>
+                    <a:blip r:embed="rId11"/>
+                    <a:stretch>
+                      <a:fillRect/>
+                    </a:stretch>
+                  </pic:blipFill>
+                  <pic:spPr>
+                    <a:xfrm>
+                      <a:off x="0" y="0"/>
+                      <a:ext cx="5486400" cy="2524817"/>
+                    </a:xfrm>
+                    <a:prstGeom prst="rect"/>
+                  </pic:spPr>
+                </pic:pic>
+              </a:graphicData>
+            </a:graphic>
+          </wp:inline>
+        </w:drawing>
+      </w:r>
+    </w:p>
+    <w:p>
+      <w:pPr>
+        <w:spacing w:after="200"/>
+        <w:jc w:val="center"/>
+      </w:pPr>
+      <w:r>
         <w:rPr>
-          <w:rFonts w:ascii="Consolas" w:hAnsi="Consolas" w:cs="Consolas" w:eastAsia="Consolas"/>
-          <w:sz w:val="20"/>
+          <w:i/>
+          <w:sz w:val="19"/>
         </w:rPr>
-        <w:t xml:space="preserve">   e⁻(p1) ----*~~~~γ~~~~*---- e⁻(p3)            e⁻(p1) ----*~~~~γ~~~~*---- e⁻(p4)   </w:t>
-      </w:r>
-      <w:r>
-        <w:rPr>
-          <w:rFonts w:ascii="Consolas" w:hAnsi="Consolas" w:cs="Consolas" w:eastAsia="Consolas"/>
-          <w:sz w:val="20"/>
-        </w:rPr>
-        <w:br/>
-        <w:t xml:space="preserve">              |         |                                  |         |</w:t>
-      </w:r>
-      <w:r>
-        <w:rPr>
-          <w:rFonts w:ascii="Consolas" w:hAnsi="Consolas" w:cs="Consolas" w:eastAsia="Consolas"/>
-          <w:sz w:val="20"/>
-        </w:rPr>
-        <w:br/>
-        <w:t xml:space="preserve">   e⁻(p2) ----*         *---- e⁻(p4)            e⁻(p2) ----*         *---- e⁻(p3)   </w:t>
-      </w:r>
-      <w:r>
-        <w:rPr>
-          <w:rFonts w:ascii="Consolas" w:hAnsi="Consolas" w:cs="Consolas" w:eastAsia="Consolas"/>
-          <w:sz w:val="20"/>
-        </w:rPr>
-        <w:br/>
-        <w:t xml:space="preserve">           ℳ_t, photon in t                     ℳ_u, photon in u, relative minus</w:t>
+        <w:t>Figure 55.1. Møller scattering. Identical electrons give a direct (t-channel) and an exchange (u-channel) diagram with a relative minus sign.</w:t>
       </w:r>
     </w:p>
     <w:p>
@@ -412,7 +679,25 @@
     </w:p>
     <w:p>
       <w:r>
-        <w:t>For e⁻(p₁)+e⁻(p₂)→e⁻(p₃)+e⁻(p₄), the same second-order S-matrix term used in Lesson 54 now has ψ_e, ψ̄_e appearing at both vertices, since only one field species is involved. Wick's theorem produces two inequivalent contractions consistent with the external states: one in which the electron at x₁ becomes the outgoing electron labeled 3 (direct), and one in which it becomes the electron labeled 4 (exchange), with the photon still connecting the two vertices in either case.</w:t>
+        <w:t>For e⁻(p₁)+e⁻(p₂)→e⁻(p₃)+e⁻(p₄), the same second-order S-matrix term used in Lesson 54 now has ψ</w:t>
+      </w:r>
+      <w:r>
+        <w:rPr>
+          <w:vertAlign w:val="subscript"/>
+        </w:rPr>
+        <w:t>e</w:t>
+      </w:r>
+      <w:r>
+        <w:t>, ψ̄</w:t>
+      </w:r>
+      <w:r>
+        <w:rPr>
+          <w:vertAlign w:val="subscript"/>
+        </w:rPr>
+        <w:t>e</w:t>
+      </w:r>
+      <w:r>
+        <w:t xml:space="preserve"> appearing at both vertices, since only one field species is involved. Wick's theorem produces two inequivalent contractions consistent with the external states: one in which the electron at x₁ becomes the outgoing electron labeled 3 (direct), and one in which it becomes the electron labeled 4 (exchange), with the photon still connecting the two vertices in either case.</w:t>
       </w:r>
     </w:p>
     <w:p>
@@ -425,7 +710,16 @@
     </w:p>
     <w:p>
       <w:r>
-        <w:t>Lesson 37, Section 6.2, established that every reordering of fermionic field operators needed to reach a given contraction pattern contributes a factor (−1)^P. The exchange contraction of Section 1.1 requires one additional transposition of fermionic operators relative to the direct contraction (swapping which external electron state, 3 or 4, is reached from x₁), so the exchange term enters with an extra factor of −1.</w:t>
+        <w:t>Lesson 37, Section 6.2, established that every reordering of fermionic field operators needed to reach a given contraction pattern contributes a factor (−1)</w:t>
+      </w:r>
+      <w:r>
+        <w:rPr>
+          <w:vertAlign w:val="superscript"/>
+        </w:rPr>
+        <w:t>P</w:t>
+      </w:r>
+      <w:r>
+        <w:t>. The exchange contraction of Section 1.1 requires one additional transposition of fermionic operators relative to the direct contraction (swapping which external electron state, 3 or 4, is reached from x₁), so the exchange term enters with an extra factor of −1.</w:t>
       </w:r>
     </w:p>
     <w:p>
@@ -788,7 +1082,25 @@
     </w:p>
     <w:p>
       <w:r>
-        <w:t>each built as in Lesson 54, Section 1.3, with ℳ_u obtained from ℳ_t by exchanging p₃ and p₄ throughout (which also exchanges t=(p₁−p₃)² for u=(p₁−p₄)²), and the total amplitude, per Section 1.2,</w:t>
+        <w:t>each built as in Lesson 54, Section 1.3, with ℳ</w:t>
+      </w:r>
+      <w:r>
+        <w:rPr>
+          <w:vertAlign w:val="subscript"/>
+        </w:rPr>
+        <w:t>u</w:t>
+      </w:r>
+      <w:r>
+        <w:t xml:space="preserve"> obtained from ℳ</w:t>
+      </w:r>
+      <w:r>
+        <w:rPr>
+          <w:vertAlign w:val="subscript"/>
+        </w:rPr>
+        <w:t>t</w:t>
+      </w:r>
+      <w:r>
+        <w:t xml:space="preserve"> by exchanging p₃ and p₄ throughout (which also exchanges t=(p₁−p₃)² for u=(p₁−p₄)²), and the total amplitude, per Section 1.2,</w:t>
       </w:r>
     </w:p>
     <w:p>
@@ -1015,7 +1327,43 @@
     </w:p>
     <w:p>
       <w:r>
-        <w:t>The first two terms, spin-averaged and summed, are exactly Lesson 54's result, reused with no new calculation: (1/4)Σ|ℳ_t|²=(2e⁴/t²)[(s−2m²)²+(u−2m²)²+4tm²] (setting m_e=m_μ=m in Lesson 54, Section 4.2), and (1/4)Σ|ℳ_u|² is the identical formula with t and u exchanged throughout.</w:t>
+        <w:t>The first two terms, spin-averaged and summed, are exactly Lesson 54's result, reused with no new calculation: (1/4)Σ|ℳ</w:t>
+      </w:r>
+      <w:r>
+        <w:rPr>
+          <w:vertAlign w:val="subscript"/>
+        </w:rPr>
+        <w:t>t</w:t>
+      </w:r>
+      <w:r>
+        <w:t>|²=(2e⁴/t²)[(s−2m²)²+(u−2m²)²+4tm²] (setting m</w:t>
+      </w:r>
+      <w:r>
+        <w:rPr>
+          <w:vertAlign w:val="subscript"/>
+        </w:rPr>
+        <w:t>e</w:t>
+      </w:r>
+      <w:r>
+        <w:t>=m</w:t>
+      </w:r>
+      <w:r>
+        <w:rPr>
+          <w:vertAlign w:val="subscript"/>
+        </w:rPr>
+        <w:t>μ</w:t>
+      </w:r>
+      <w:r>
+        <w:t>=m in Lesson 54, Section 4.2), and (1/4)Σ|ℳ</w:t>
+      </w:r>
+      <w:r>
+        <w:rPr>
+          <w:vertAlign w:val="subscript"/>
+        </w:rPr>
+        <w:t>u</w:t>
+      </w:r>
+      <w:r>
+        <w:t>|² is the identical formula with t and u exchanged throughout.</w:t>
       </w:r>
     </w:p>
     <w:p>
@@ -1028,7 +1376,82 @@
     </w:p>
     <w:p>
       <w:r>
-        <w:t>The third term is new. Writing out ℳ_tℳ_u^* and conjugating (using Γ̄=γ^ν for γ^ν, Lesson 52, Section 3.1) gives ℳ_u^*=(e²/u)[ū(p₁)γ^νu(p₄)][ū(p₂)γ_νu(p₃)], so</w:t>
+        <w:t>The third term is new. Writing out ℳ</w:t>
+      </w:r>
+      <w:r>
+        <w:rPr>
+          <w:vertAlign w:val="subscript"/>
+        </w:rPr>
+        <w:t>t</w:t>
+      </w:r>
+      <w:r>
+        <w:t>ℳ</w:t>
+      </w:r>
+      <w:r>
+        <w:rPr>
+          <w:vertAlign w:val="subscript"/>
+        </w:rPr>
+        <w:t>u</w:t>
+      </w:r>
+      <w:r>
+        <w:rPr>
+          <w:vertAlign w:val="superscript"/>
+        </w:rPr>
+        <w:t>*</w:t>
+      </w:r>
+      <w:r>
+        <w:t xml:space="preserve"> and conjugating (using Γ̄=γ</w:t>
+      </w:r>
+      <w:r>
+        <w:rPr>
+          <w:vertAlign w:val="superscript"/>
+        </w:rPr>
+        <w:t>ν</w:t>
+      </w:r>
+      <w:r>
+        <w:t xml:space="preserve"> for γ</w:t>
+      </w:r>
+      <w:r>
+        <w:rPr>
+          <w:vertAlign w:val="superscript"/>
+        </w:rPr>
+        <w:t>ν</w:t>
+      </w:r>
+      <w:r>
+        <w:t>, Lesson 52, Section 3.1) gives ℳ</w:t>
+      </w:r>
+      <w:r>
+        <w:rPr>
+          <w:vertAlign w:val="subscript"/>
+        </w:rPr>
+        <w:t>u</w:t>
+      </w:r>
+      <w:r>
+        <w:rPr>
+          <w:vertAlign w:val="superscript"/>
+        </w:rPr>
+        <w:t>*</w:t>
+      </w:r>
+      <w:r>
+        <w:t>=(e²/u)[ū(p₁)γ</w:t>
+      </w:r>
+      <w:r>
+        <w:rPr>
+          <w:vertAlign w:val="superscript"/>
+        </w:rPr>
+        <w:t>ν</w:t>
+      </w:r>
+      <w:r>
+        <w:t>u(p₄)][ū(p₂)γ</w:t>
+      </w:r>
+      <w:r>
+        <w:rPr>
+          <w:vertAlign w:val="subscript"/>
+        </w:rPr>
+        <w:t>ν</w:t>
+      </w:r>
+      <w:r>
+        <w:t>u(p₃)], so</w:t>
       </w:r>
     </w:p>
     <w:p>
@@ -1649,7 +2072,25 @@
     </w:p>
     <w:p>
       <w:r>
-        <w:t>Explain, structurally, why this trace could not have been anticipated from Lesson 54's factorized calculation. In Lesson 54, the electron and muon spinors never appeared in the same bracket, so completeness produced two separate matrices, one per particle, each closing into its own trace; here, ℳ_t's p₁-p₃ pairing and ℳ_u's p₁-p₄ pairing share the same p₁, so summing over p₁'s spin links the two brackets together directly, and the chain of indices never breaks into two independent pieces.</w:t>
+        <w:t>Explain, structurally, why this trace could not have been anticipated from Lesson 54's factorized calculation. In Lesson 54, the electron and muon spinors never appeared in the same bracket, so completeness produced two separate matrices, one per particle, each closing into its own trace; here, ℳ</w:t>
+      </w:r>
+      <w:r>
+        <w:rPr>
+          <w:vertAlign w:val="subscript"/>
+        </w:rPr>
+        <w:t>t</w:t>
+      </w:r>
+      <w:r>
+        <w:t>'s p₁-p₃ pairing and ℳ</w:t>
+      </w:r>
+      <w:r>
+        <w:rPr>
+          <w:vertAlign w:val="subscript"/>
+        </w:rPr>
+        <w:t>u</w:t>
+      </w:r>
+      <w:r>
+        <w:t>'s p₁-p₄ pairing share the same p₁, so summing over p₁'s spin links the two brackets together directly, and the chain of indices never breaks into two independent pieces.</w:t>
       </w:r>
     </w:p>
     <w:p>
@@ -1814,7 +2255,91 @@
     </w:p>
     <w:p>
       <w:r>
-        <w:t>Using {γ^c,γ_μ}=2δ^c_μ to rewrite γ^cγ_μ=2δ^c_μ−γ_μγ^c,</w:t>
+        <w:t>Using {γ</w:t>
+      </w:r>
+      <w:r>
+        <w:rPr>
+          <w:vertAlign w:val="superscript"/>
+        </w:rPr>
+        <w:t>c</w:t>
+      </w:r>
+      <w:r>
+        <w:t>,γ</w:t>
+      </w:r>
+      <w:r>
+        <w:rPr>
+          <w:vertAlign w:val="subscript"/>
+        </w:rPr>
+        <w:t>μ</w:t>
+      </w:r>
+      <w:r>
+        <w:t>}=2δ</w:t>
+      </w:r>
+      <w:r>
+        <w:rPr>
+          <w:vertAlign w:val="superscript"/>
+        </w:rPr>
+        <w:t>c</w:t>
+      </w:r>
+      <w:r>
+        <w:rPr>
+          <w:vertAlign w:val="subscript"/>
+        </w:rPr>
+        <w:t>μ</w:t>
+      </w:r>
+      <w:r>
+        <w:t xml:space="preserve"> to rewrite γ</w:t>
+      </w:r>
+      <w:r>
+        <w:rPr>
+          <w:vertAlign w:val="superscript"/>
+        </w:rPr>
+        <w:t>c</w:t>
+      </w:r>
+      <w:r>
+        <w:t>γ</w:t>
+      </w:r>
+      <w:r>
+        <w:rPr>
+          <w:vertAlign w:val="subscript"/>
+        </w:rPr>
+        <w:t>μ</w:t>
+      </w:r>
+      <w:r>
+        <w:t>=2δ</w:t>
+      </w:r>
+      <w:r>
+        <w:rPr>
+          <w:vertAlign w:val="superscript"/>
+        </w:rPr>
+        <w:t>c</w:t>
+      </w:r>
+      <w:r>
+        <w:rPr>
+          <w:vertAlign w:val="subscript"/>
+        </w:rPr>
+        <w:t>μ</w:t>
+      </w:r>
+      <w:r>
+        <w:t>−γ</w:t>
+      </w:r>
+      <w:r>
+        <w:rPr>
+          <w:vertAlign w:val="subscript"/>
+        </w:rPr>
+        <w:t>μ</w:t>
+      </w:r>
+      <w:r>
+        <w:t>γ</w:t>
+      </w:r>
+      <w:r>
+        <w:rPr>
+          <w:vertAlign w:val="superscript"/>
+        </w:rPr>
+        <w:t>c</w:t>
+      </w:r>
+      <w:r>
+        <w:t>,</w:t>
       </w:r>
     </w:p>
     <w:p>
@@ -2150,7 +2675,97 @@
     </w:p>
     <w:p>
       <w:r>
-        <w:t>using Lesson 21's already-established γ^μγ^aγ^bγ_μ=4g^ab (Lesson 21, Section 2.3's method, extended by the identical technique one gamma matrix further, Lesson 21, Worked example 2). Now rewrite γ^aγ^b=2g^ab−γ^bγ^a in the first term,</w:t>
+        <w:t>using Lesson 21's already-established γ</w:t>
+      </w:r>
+      <w:r>
+        <w:rPr>
+          <w:vertAlign w:val="superscript"/>
+        </w:rPr>
+        <w:t>μ</w:t>
+      </w:r>
+      <w:r>
+        <w:t>γ</w:t>
+      </w:r>
+      <w:r>
+        <w:rPr>
+          <w:vertAlign w:val="superscript"/>
+        </w:rPr>
+        <w:t>a</w:t>
+      </w:r>
+      <w:r>
+        <w:t>γ</w:t>
+      </w:r>
+      <w:r>
+        <w:rPr>
+          <w:vertAlign w:val="superscript"/>
+        </w:rPr>
+        <w:t>b</w:t>
+      </w:r>
+      <w:r>
+        <w:t>γ</w:t>
+      </w:r>
+      <w:r>
+        <w:rPr>
+          <w:vertAlign w:val="subscript"/>
+        </w:rPr>
+        <w:t>μ</w:t>
+      </w:r>
+      <w:r>
+        <w:t>=4g</w:t>
+      </w:r>
+      <w:r>
+        <w:rPr>
+          <w:vertAlign w:val="superscript"/>
+        </w:rPr>
+        <w:t>a</w:t>
+      </w:r>
+      <w:r>
+        <w:t>b (Lesson 21, Section 2.3's method, extended by the identical technique one gamma matrix further, Lesson 21, Worked example 2). Now rewrite γ</w:t>
+      </w:r>
+      <w:r>
+        <w:rPr>
+          <w:vertAlign w:val="superscript"/>
+        </w:rPr>
+        <w:t>a</w:t>
+      </w:r>
+      <w:r>
+        <w:t>γ</w:t>
+      </w:r>
+      <w:r>
+        <w:rPr>
+          <w:vertAlign w:val="superscript"/>
+        </w:rPr>
+        <w:t>b</w:t>
+      </w:r>
+      <w:r>
+        <w:t>=2g</w:t>
+      </w:r>
+      <w:r>
+        <w:rPr>
+          <w:vertAlign w:val="superscript"/>
+        </w:rPr>
+        <w:t>a</w:t>
+      </w:r>
+      <w:r>
+        <w:t>b−γ</w:t>
+      </w:r>
+      <w:r>
+        <w:rPr>
+          <w:vertAlign w:val="superscript"/>
+        </w:rPr>
+        <w:t>b</w:t>
+      </w:r>
+      <w:r>
+        <w:t>γ</w:t>
+      </w:r>
+      <w:r>
+        <w:rPr>
+          <w:vertAlign w:val="superscript"/>
+        </w:rPr>
+        <w:t>a</w:t>
+      </w:r>
+      <w:r>
+        <w:t xml:space="preserve"> in the first term,</w:t>
       </w:r>
     </w:p>
     <w:p>
@@ -2326,7 +2941,25 @@
     </w:p>
     <w:p>
       <w:r>
-        <w:t>Substituting back, the two 4g^abγ^c terms cancel exactly:</w:t>
+        <w:t>Substituting back, the two 4g</w:t>
+      </w:r>
+      <w:r>
+        <w:rPr>
+          <w:vertAlign w:val="superscript"/>
+        </w:rPr>
+        <w:t>a</w:t>
+      </w:r>
+      <w:r>
+        <w:t>bγ</w:t>
+      </w:r>
+      <w:r>
+        <w:rPr>
+          <w:vertAlign w:val="superscript"/>
+        </w:rPr>
+        <w:t>c</w:t>
+      </w:r>
+      <w:r>
+        <w:t xml:space="preserve"> terms cancel exactly:</w:t>
       </w:r>
     </w:p>
     <w:p>
@@ -2564,7 +3197,52 @@
     </w:p>
     <w:p>
       <w:r>
-        <w:t>State what Section 3.1's identity gives when C (the third factor) is a scalar multiple of the identity matrix rather than another gamma matrix, and use this to handle the mass terms in Section 2.2's trace. If C=m·I for a constant m, the identity's right-hand side becomes −2(mI)γ^bγ^a=−2mγ^bγ^a, so a mass insertion simply carries through the reversal unchanged in position, exactly as an ordinary slashed momentum would, allowing every term in the expansion of (p̸₁+m)γ^ν(p̸₄+m) to be reduced by the same identity, mass terms included (Exercise 9 works through the complete expansion).</w:t>
+        <w:t>State what Section 3.1's identity gives when C (the third factor) is a scalar multiple of the identity matrix rather than another gamma matrix, and use this to handle the mass terms in Section 2.2's trace. If C=m·I for a constant m, the identity's right-hand side becomes −2(mI)γ</w:t>
+      </w:r>
+      <w:r>
+        <w:rPr>
+          <w:vertAlign w:val="superscript"/>
+        </w:rPr>
+        <w:t>b</w:t>
+      </w:r>
+      <w:r>
+        <w:t>γ</w:t>
+      </w:r>
+      <w:r>
+        <w:rPr>
+          <w:vertAlign w:val="superscript"/>
+        </w:rPr>
+        <w:t>a</w:t>
+      </w:r>
+      <w:r>
+        <w:t>=−2mγ</w:t>
+      </w:r>
+      <w:r>
+        <w:rPr>
+          <w:vertAlign w:val="superscript"/>
+        </w:rPr>
+        <w:t>b</w:t>
+      </w:r>
+      <w:r>
+        <w:t>γ</w:t>
+      </w:r>
+      <w:r>
+        <w:rPr>
+          <w:vertAlign w:val="superscript"/>
+        </w:rPr>
+        <w:t>a</w:t>
+      </w:r>
+      <w:r>
+        <w:t>, so a mass insertion simply carries through the reversal unchanged in position, exactly as an ordinary slashed momentum would, allowing every term in the expansion of (p̸₁+m)γ</w:t>
+      </w:r>
+      <w:r>
+        <w:rPr>
+          <w:vertAlign w:val="superscript"/>
+        </w:rPr>
+        <w:t>ν</w:t>
+      </w:r>
+      <w:r>
+        <w:t>(p̸₄+m) to be reduced by the same identity, mass terms included (Exercise 9 works through the complete expansion).</w:t>
       </w:r>
     </w:p>
     <w:p>
@@ -3168,7 +3846,52 @@
     </w:p>
     <w:p>
       <w:r>
-        <w:t>using cyclicity of the trace to move p̸₃ to the front. A second application of the two-object contraction identity γ^νγ^aγ^bγ_ν=4g^ab (Lesson 21, Section 2.3), with a, b now the indices carried by p̸₁, p̸₂,</w:t>
+        <w:t>using cyclicity of the trace to move p̸₃ to the front. A second application of the two-object contraction identity γ</w:t>
+      </w:r>
+      <w:r>
+        <w:rPr>
+          <w:vertAlign w:val="superscript"/>
+        </w:rPr>
+        <w:t>ν</w:t>
+      </w:r>
+      <w:r>
+        <w:t>γ</w:t>
+      </w:r>
+      <w:r>
+        <w:rPr>
+          <w:vertAlign w:val="superscript"/>
+        </w:rPr>
+        <w:t>a</w:t>
+      </w:r>
+      <w:r>
+        <w:t>γ</w:t>
+      </w:r>
+      <w:r>
+        <w:rPr>
+          <w:vertAlign w:val="superscript"/>
+        </w:rPr>
+        <w:t>b</w:t>
+      </w:r>
+      <w:r>
+        <w:t>γ</w:t>
+      </w:r>
+      <w:r>
+        <w:rPr>
+          <w:vertAlign w:val="subscript"/>
+        </w:rPr>
+        <w:t>ν</w:t>
+      </w:r>
+      <w:r>
+        <w:t>=4g</w:t>
+      </w:r>
+      <w:r>
+        <w:rPr>
+          <w:vertAlign w:val="superscript"/>
+        </w:rPr>
+        <w:t>a</w:t>
+      </w:r>
+      <w:r>
+        <w:t>b (Lesson 21, Section 2.3), with a, b now the indices carried by p̸₁, p̸₂,</w:t>
       </w:r>
     </w:p>
     <w:p>
@@ -3956,7 +4679,82 @@
     </w:p>
     <w:p>
       <w:r>
-        <w:t>Substituting into Section 2.2's Σℳ_tℳ_u^*=(e⁴/(tu))(−8s²), the interference term's net contribution to (1/4)Σ|ℳ|² is −(1/2)Σ_(spins)(ℳ_tℳ_u^*)=−(1/2)(e⁴/(tu))(−8s²)=4e⁴s²/(tu), using the 1/4 spin-averaging factor and the −2 from |ℳ|²=|ℳ_t|²+|ℳ_u|²−2Re(⋯) together, i.e. (1/4)(−2)=−1/2 (Exercise 14 verifies this bookkeeping in full).</w:t>
+        <w:t>Substituting into Section 2.2's Σℳ</w:t>
+      </w:r>
+      <w:r>
+        <w:rPr>
+          <w:vertAlign w:val="subscript"/>
+        </w:rPr>
+        <w:t>t</w:t>
+      </w:r>
+      <w:r>
+        <w:t>ℳ</w:t>
+      </w:r>
+      <w:r>
+        <w:rPr>
+          <w:vertAlign w:val="subscript"/>
+        </w:rPr>
+        <w:t>u</w:t>
+      </w:r>
+      <w:r>
+        <w:rPr>
+          <w:vertAlign w:val="superscript"/>
+        </w:rPr>
+        <w:t>*</w:t>
+      </w:r>
+      <w:r>
+        <w:t>=(e⁴/(tu))(−8s²), the interference term's net contribution to (1/4)Σ|ℳ|² is −(1/2)Σ</w:t>
+      </w:r>
+      <w:r>
+        <w:rPr>
+          <w:vertAlign w:val="subscript"/>
+        </w:rPr>
+        <w:t>spins</w:t>
+      </w:r>
+      <w:r>
+        <w:t>(ℳ</w:t>
+      </w:r>
+      <w:r>
+        <w:rPr>
+          <w:vertAlign w:val="subscript"/>
+        </w:rPr>
+        <w:t>t</w:t>
+      </w:r>
+      <w:r>
+        <w:t>ℳ</w:t>
+      </w:r>
+      <w:r>
+        <w:rPr>
+          <w:vertAlign w:val="subscript"/>
+        </w:rPr>
+        <w:t>u</w:t>
+      </w:r>
+      <w:r>
+        <w:rPr>
+          <w:vertAlign w:val="superscript"/>
+        </w:rPr>
+        <w:t>*</w:t>
+      </w:r>
+      <w:r>
+        <w:t>)=−(1/2)(e⁴/(tu))(−8s²)=4e⁴s²/(tu), using the 1/4 spin-averaging factor and the −2 from |ℳ|²=|ℳ</w:t>
+      </w:r>
+      <w:r>
+        <w:rPr>
+          <w:vertAlign w:val="subscript"/>
+        </w:rPr>
+        <w:t>t</w:t>
+      </w:r>
+      <w:r>
+        <w:t>|²+|ℳ</w:t>
+      </w:r>
+      <w:r>
+        <w:rPr>
+          <w:vertAlign w:val="subscript"/>
+        </w:rPr>
+        <w:t>u</w:t>
+      </w:r>
+      <w:r>
+        <w:t>|²−2Re(⋯) together, i.e. (1/4)(−2)=−1/2 (Exercise 14 verifies this bookkeeping in full).</w:t>
       </w:r>
     </w:p>
     <w:p>
@@ -4701,7 +5499,76 @@
           </w:tcPr>
           <w:p>
             <w:r>
-              <w:t>γ^μγ^aγ^bγ^cγ_μ=−2γ^cγ^bγ^a</w:t>
+              <w:t>γ</w:t>
+            </w:r>
+            <w:r>
+              <w:rPr>
+                <w:vertAlign w:val="superscript"/>
+              </w:rPr>
+              <w:t>μ</w:t>
+            </w:r>
+            <w:r>
+              <w:t>γ</w:t>
+            </w:r>
+            <w:r>
+              <w:rPr>
+                <w:vertAlign w:val="superscript"/>
+              </w:rPr>
+              <w:t>a</w:t>
+            </w:r>
+            <w:r>
+              <w:t>γ</w:t>
+            </w:r>
+            <w:r>
+              <w:rPr>
+                <w:vertAlign w:val="superscript"/>
+              </w:rPr>
+              <w:t>b</w:t>
+            </w:r>
+            <w:r>
+              <w:t>γ</w:t>
+            </w:r>
+            <w:r>
+              <w:rPr>
+                <w:vertAlign w:val="superscript"/>
+              </w:rPr>
+              <w:t>c</w:t>
+            </w:r>
+            <w:r>
+              <w:t>γ</w:t>
+            </w:r>
+            <w:r>
+              <w:rPr>
+                <w:vertAlign w:val="subscript"/>
+              </w:rPr>
+              <w:t>μ</w:t>
+            </w:r>
+            <w:r>
+              <w:t>=−2γ</w:t>
+            </w:r>
+            <w:r>
+              <w:rPr>
+                <w:vertAlign w:val="superscript"/>
+              </w:rPr>
+              <w:t>c</w:t>
+            </w:r>
+            <w:r>
+              <w:t>γ</w:t>
+            </w:r>
+            <w:r>
+              <w:rPr>
+                <w:vertAlign w:val="superscript"/>
+              </w:rPr>
+              <w:t>b</w:t>
+            </w:r>
+            <w:r>
+              <w:t>γ</w:t>
+            </w:r>
+            <w:r>
+              <w:rPr>
+                <w:vertAlign w:val="superscript"/>
+              </w:rPr>
+              <w:t>a</w:t>
             </w:r>
           </w:p>
         </w:tc>
@@ -4869,7 +5736,43 @@
         </w:numPr>
       </w:pPr>
       <w:r>
-        <w:t>ℳ=ℳ_t−ℳ_u, with ℳ_u obtained from ℳ_t by exchanging p₃ and p₄.</w:t>
+        <w:t>ℳ=ℳ</w:t>
+      </w:r>
+      <w:r>
+        <w:rPr>
+          <w:vertAlign w:val="subscript"/>
+        </w:rPr>
+        <w:t>t</w:t>
+      </w:r>
+      <w:r>
+        <w:t>−ℳ</w:t>
+      </w:r>
+      <w:r>
+        <w:rPr>
+          <w:vertAlign w:val="subscript"/>
+        </w:rPr>
+        <w:t>u</w:t>
+      </w:r>
+      <w:r>
+        <w:t>, with ℳ</w:t>
+      </w:r>
+      <w:r>
+        <w:rPr>
+          <w:vertAlign w:val="subscript"/>
+        </w:rPr>
+        <w:t>u</w:t>
+      </w:r>
+      <w:r>
+        <w:t xml:space="preserve"> obtained from ℳ</w:t>
+      </w:r>
+      <w:r>
+        <w:rPr>
+          <w:vertAlign w:val="subscript"/>
+        </w:rPr>
+        <w:t>t</w:t>
+      </w:r>
+      <w:r>
+        <w:t xml:space="preserve"> by exchanging p₃ and p₄.</w:t>
       </w:r>
     </w:p>
     <w:p>
@@ -4881,7 +5784,49 @@
         </w:numPr>
       </w:pPr>
       <w:r>
-        <w:t>|ℳ_t|² and |ℳ_u|² reuse Lesson 54's result directly (with t↔u for the exchange term); the interference term −2Re(ℳ_tℳ_u^*) requires a new, single trace threading all four momenta.</w:t>
+        <w:t>|ℳ</w:t>
+      </w:r>
+      <w:r>
+        <w:rPr>
+          <w:vertAlign w:val="subscript"/>
+        </w:rPr>
+        <w:t>t</w:t>
+      </w:r>
+      <w:r>
+        <w:t>|² and |ℳ</w:t>
+      </w:r>
+      <w:r>
+        <w:rPr>
+          <w:vertAlign w:val="subscript"/>
+        </w:rPr>
+        <w:t>u</w:t>
+      </w:r>
+      <w:r>
+        <w:t>|² reuse Lesson 54's result directly (with t↔u for the exchange term); the interference term −2Re(ℳ</w:t>
+      </w:r>
+      <w:r>
+        <w:rPr>
+          <w:vertAlign w:val="subscript"/>
+        </w:rPr>
+        <w:t>t</w:t>
+      </w:r>
+      <w:r>
+        <w:t>ℳ</w:t>
+      </w:r>
+      <w:r>
+        <w:rPr>
+          <w:vertAlign w:val="subscript"/>
+        </w:rPr>
+        <w:t>u</w:t>
+      </w:r>
+      <w:r>
+        <w:rPr>
+          <w:vertAlign w:val="superscript"/>
+        </w:rPr>
+        <w:t>*</w:t>
+      </w:r>
+      <w:r>
+        <w:t>) requires a new, single trace threading all four momenta.</w:t>
       </w:r>
     </w:p>
     <w:p>
@@ -4893,7 +5838,79 @@
         </w:numPr>
       </w:pPr>
       <w:r>
-        <w:t>The identity γ^μγ^aγ^bγ^cγ_μ=−2γ^cγ^bγ^a, derived from the Clifford algebra, is the key tool for reducing this trace.</w:t>
+        <w:t>The identity γ</w:t>
+      </w:r>
+      <w:r>
+        <w:rPr>
+          <w:vertAlign w:val="superscript"/>
+        </w:rPr>
+        <w:t>μ</w:t>
+      </w:r>
+      <w:r>
+        <w:t>γ</w:t>
+      </w:r>
+      <w:r>
+        <w:rPr>
+          <w:vertAlign w:val="superscript"/>
+        </w:rPr>
+        <w:t>a</w:t>
+      </w:r>
+      <w:r>
+        <w:t>γ</w:t>
+      </w:r>
+      <w:r>
+        <w:rPr>
+          <w:vertAlign w:val="superscript"/>
+        </w:rPr>
+        <w:t>b</w:t>
+      </w:r>
+      <w:r>
+        <w:t>γ</w:t>
+      </w:r>
+      <w:r>
+        <w:rPr>
+          <w:vertAlign w:val="superscript"/>
+        </w:rPr>
+        <w:t>c</w:t>
+      </w:r>
+      <w:r>
+        <w:t>γ</w:t>
+      </w:r>
+      <w:r>
+        <w:rPr>
+          <w:vertAlign w:val="subscript"/>
+        </w:rPr>
+        <w:t>μ</w:t>
+      </w:r>
+      <w:r>
+        <w:t>=−2γ</w:t>
+      </w:r>
+      <w:r>
+        <w:rPr>
+          <w:vertAlign w:val="superscript"/>
+        </w:rPr>
+        <w:t>c</w:t>
+      </w:r>
+      <w:r>
+        <w:t>γ</w:t>
+      </w:r>
+      <w:r>
+        <w:rPr>
+          <w:vertAlign w:val="superscript"/>
+        </w:rPr>
+        <w:t>b</w:t>
+      </w:r>
+      <w:r>
+        <w:t>γ</w:t>
+      </w:r>
+      <w:r>
+        <w:rPr>
+          <w:vertAlign w:val="superscript"/>
+        </w:rPr>
+        <w:t>a</w:t>
+      </w:r>
+      <w:r>
+        <w:t>, derived from the Clifford algebra, is the key tool for reducing this trace.</w:t>
       </w:r>
     </w:p>
     <w:p>
@@ -5018,7 +6035,13 @@
           </w:tcPr>
           <w:p>
             <w:r>
-              <w:t>Explain, referring to Lesson 37, Section 6.2, why the exchange contraction of Section 1.1 requires exactly one more fermionic transposition than the direct contraction.</w:t>
+              <w:rPr>
+                <w:b/>
+              </w:rPr>
+              <w:t>Extension.</w:t>
+            </w:r>
+            <w:r>
+              <w:t xml:space="preserve"> Explain, referring to Lesson 37, Section 6.2, why the exchange contraction of Section 1.1 requires exactly one more fermionic transposition than the direct contraction.</w:t>
             </w:r>
           </w:p>
         </w:tc>
@@ -5056,7 +6079,31 @@
           </w:tcPr>
           <w:p>
             <w:r>
-              <w:t>Verify that ℳ_u is obtained from ℳ_t by exchanging p₃ and p₄ everywhere, including in the propagator denominator (t becoming u).</w:t>
+              <w:rPr>
+                <w:b/>
+              </w:rPr>
+              <w:t>Core.</w:t>
+            </w:r>
+            <w:r>
+              <w:t xml:space="preserve"> Verify that ℳ</w:t>
+            </w:r>
+            <w:r>
+              <w:rPr>
+                <w:vertAlign w:val="subscript"/>
+              </w:rPr>
+              <w:t>u</w:t>
+            </w:r>
+            <w:r>
+              <w:t xml:space="preserve"> is obtained from ℳ</w:t>
+            </w:r>
+            <w:r>
+              <w:rPr>
+                <w:vertAlign w:val="subscript"/>
+              </w:rPr>
+              <w:t>t</w:t>
+            </w:r>
+            <w:r>
+              <w:t xml:space="preserve"> by exchanging p₃ and p₄ everywhere, including in the propagator denominator (t becoming u).</w:t>
             </w:r>
           </w:p>
         </w:tc>
@@ -5092,7 +6139,49 @@
           </w:tcPr>
           <w:p>
             <w:r>
-              <w:t>Write out |ℳ_t|² and |ℳ_u|² spin-averaged and summed, citing Lesson 54, Section 4.2, with m_e=m_μ=m substituted.</w:t>
+              <w:rPr>
+                <w:b/>
+              </w:rPr>
+              <w:t>Core.</w:t>
+            </w:r>
+            <w:r>
+              <w:t xml:space="preserve"> Write out |ℳ</w:t>
+            </w:r>
+            <w:r>
+              <w:rPr>
+                <w:vertAlign w:val="subscript"/>
+              </w:rPr>
+              <w:t>t</w:t>
+            </w:r>
+            <w:r>
+              <w:t>|² and |ℳ</w:t>
+            </w:r>
+            <w:r>
+              <w:rPr>
+                <w:vertAlign w:val="subscript"/>
+              </w:rPr>
+              <w:t>u</w:t>
+            </w:r>
+            <w:r>
+              <w:t>|² spin-averaged and summed, citing Lesson 54, Section 4.2, with m</w:t>
+            </w:r>
+            <w:r>
+              <w:rPr>
+                <w:vertAlign w:val="subscript"/>
+              </w:rPr>
+              <w:t>e</w:t>
+            </w:r>
+            <w:r>
+              <w:t>=m</w:t>
+            </w:r>
+            <w:r>
+              <w:rPr>
+                <w:vertAlign w:val="subscript"/>
+              </w:rPr>
+              <w:t>μ</w:t>
+            </w:r>
+            <w:r>
+              <w:t>=m substituted.</w:t>
             </w:r>
           </w:p>
         </w:tc>
@@ -5130,7 +6219,73 @@
           </w:tcPr>
           <w:p>
             <w:r>
-              <w:t>State |ℳ|²=|ℳ_t|²+|ℳ_u|²−2Re(ℳ_tℳ_u^*) and explain why the cross term carries a minus sign, given ℳ=ℳ_t−ℳ_u.</w:t>
+              <w:rPr>
+                <w:b/>
+              </w:rPr>
+              <w:t>Core.</w:t>
+            </w:r>
+            <w:r>
+              <w:t xml:space="preserve"> State |ℳ|²=|ℳ</w:t>
+            </w:r>
+            <w:r>
+              <w:rPr>
+                <w:vertAlign w:val="subscript"/>
+              </w:rPr>
+              <w:t>t</w:t>
+            </w:r>
+            <w:r>
+              <w:t>|²+|ℳ</w:t>
+            </w:r>
+            <w:r>
+              <w:rPr>
+                <w:vertAlign w:val="subscript"/>
+              </w:rPr>
+              <w:t>u</w:t>
+            </w:r>
+            <w:r>
+              <w:t>|²−2Re(ℳ</w:t>
+            </w:r>
+            <w:r>
+              <w:rPr>
+                <w:vertAlign w:val="subscript"/>
+              </w:rPr>
+              <w:t>t</w:t>
+            </w:r>
+            <w:r>
+              <w:t>ℳ</w:t>
+            </w:r>
+            <w:r>
+              <w:rPr>
+                <w:vertAlign w:val="subscript"/>
+              </w:rPr>
+              <w:t>u</w:t>
+            </w:r>
+            <w:r>
+              <w:rPr>
+                <w:vertAlign w:val="superscript"/>
+              </w:rPr>
+              <w:t>*</w:t>
+            </w:r>
+            <w:r>
+              <w:t>) and explain why the cross term carries a minus sign, given ℳ=ℳ</w:t>
+            </w:r>
+            <w:r>
+              <w:rPr>
+                <w:vertAlign w:val="subscript"/>
+              </w:rPr>
+              <w:t>t</w:t>
+            </w:r>
+            <w:r>
+              <w:t>−ℳ</w:t>
+            </w:r>
+            <w:r>
+              <w:rPr>
+                <w:vertAlign w:val="subscript"/>
+              </w:rPr>
+              <w:t>u</w:t>
+            </w:r>
+            <w:r>
+              <w:t>.</w:t>
             </w:r>
           </w:p>
         </w:tc>
@@ -5166,7 +6321,55 @@
           </w:tcPr>
           <w:p>
             <w:r>
-              <w:t>Conjugate ℳ_u using Γ̄=γ^ν for Γ=γ^ν (Lesson 52, Section 3.1) and derive Section 2.2's expression for ℳ_u^*.</w:t>
+              <w:rPr>
+                <w:b/>
+              </w:rPr>
+              <w:t>Core.</w:t>
+            </w:r>
+            <w:r>
+              <w:t xml:space="preserve"> Conjugate ℳ</w:t>
+            </w:r>
+            <w:r>
+              <w:rPr>
+                <w:vertAlign w:val="subscript"/>
+              </w:rPr>
+              <w:t>u</w:t>
+            </w:r>
+            <w:r>
+              <w:t xml:space="preserve"> using Γ̄=γ</w:t>
+            </w:r>
+            <w:r>
+              <w:rPr>
+                <w:vertAlign w:val="superscript"/>
+              </w:rPr>
+              <w:t>ν</w:t>
+            </w:r>
+            <w:r>
+              <w:t xml:space="preserve"> for Γ=γ</w:t>
+            </w:r>
+            <w:r>
+              <w:rPr>
+                <w:vertAlign w:val="superscript"/>
+              </w:rPr>
+              <w:t>ν</w:t>
+            </w:r>
+            <w:r>
+              <w:t xml:space="preserve"> (Lesson 52, Section 3.1) and derive Section 2.2's expression for ℳ</w:t>
+            </w:r>
+            <w:r>
+              <w:rPr>
+                <w:vertAlign w:val="subscript"/>
+              </w:rPr>
+              <w:t>u</w:t>
+            </w:r>
+            <w:r>
+              <w:rPr>
+                <w:vertAlign w:val="superscript"/>
+              </w:rPr>
+              <w:t>*</w:t>
+            </w:r>
+            <w:r>
+              <w:t>.</w:t>
             </w:r>
           </w:p>
         </w:tc>
@@ -5204,7 +6407,46 @@
           </w:tcPr>
           <w:p>
             <w:r>
-              <w:t>Write out Σ_(spins)ℳ_tℳ_u^* with explicit spinor indices, following Lesson 52, Section 2.2's method, and show every index closes into a single chain rather than two separate ones.</w:t>
+              <w:rPr>
+                <w:b/>
+              </w:rPr>
+              <w:t>Extension.</w:t>
+            </w:r>
+            <w:r>
+              <w:t xml:space="preserve"> Write out Σ</w:t>
+            </w:r>
+            <w:r>
+              <w:rPr>
+                <w:vertAlign w:val="subscript"/>
+              </w:rPr>
+              <w:t>spins</w:t>
+            </w:r>
+            <w:r>
+              <w:t>ℳ</w:t>
+            </w:r>
+            <w:r>
+              <w:rPr>
+                <w:vertAlign w:val="subscript"/>
+              </w:rPr>
+              <w:t>t</w:t>
+            </w:r>
+            <w:r>
+              <w:t>ℳ</w:t>
+            </w:r>
+            <w:r>
+              <w:rPr>
+                <w:vertAlign w:val="subscript"/>
+              </w:rPr>
+              <w:t>u</w:t>
+            </w:r>
+            <w:r>
+              <w:rPr>
+                <w:vertAlign w:val="superscript"/>
+              </w:rPr>
+              <w:t>*</w:t>
+            </w:r>
+            <w:r>
+              <w:t xml:space="preserve"> with explicit spinor indices, following Lesson 52, Section 2.2's method, and show every index closes into a single chain rather than two separate ones.</w:t>
             </w:r>
           </w:p>
         </w:tc>
@@ -5240,7 +6482,97 @@
           </w:tcPr>
           <w:p>
             <w:r>
-              <w:t>Verify Section 3.2's first step, γ^cγ_μ=2δ^c_μ−γ_μγ^c, directly from the Clifford algebra {γ^c,γ_μ}=2δ^c_μ.</w:t>
+              <w:rPr>
+                <w:b/>
+              </w:rPr>
+              <w:t>Core.</w:t>
+            </w:r>
+            <w:r>
+              <w:t xml:space="preserve"> Verify Section 3.2's first step, γ</w:t>
+            </w:r>
+            <w:r>
+              <w:rPr>
+                <w:vertAlign w:val="superscript"/>
+              </w:rPr>
+              <w:t>c</w:t>
+            </w:r>
+            <w:r>
+              <w:t>γ</w:t>
+            </w:r>
+            <w:r>
+              <w:rPr>
+                <w:vertAlign w:val="subscript"/>
+              </w:rPr>
+              <w:t>μ</w:t>
+            </w:r>
+            <w:r>
+              <w:t>=2δ</w:t>
+            </w:r>
+            <w:r>
+              <w:rPr>
+                <w:vertAlign w:val="superscript"/>
+              </w:rPr>
+              <w:t>c</w:t>
+            </w:r>
+            <w:r>
+              <w:rPr>
+                <w:vertAlign w:val="subscript"/>
+              </w:rPr>
+              <w:t>μ</w:t>
+            </w:r>
+            <w:r>
+              <w:t>−γ</w:t>
+            </w:r>
+            <w:r>
+              <w:rPr>
+                <w:vertAlign w:val="subscript"/>
+              </w:rPr>
+              <w:t>μ</w:t>
+            </w:r>
+            <w:r>
+              <w:t>γ</w:t>
+            </w:r>
+            <w:r>
+              <w:rPr>
+                <w:vertAlign w:val="superscript"/>
+              </w:rPr>
+              <w:t>c</w:t>
+            </w:r>
+            <w:r>
+              <w:t>, directly from the Clifford algebra {γ</w:t>
+            </w:r>
+            <w:r>
+              <w:rPr>
+                <w:vertAlign w:val="superscript"/>
+              </w:rPr>
+              <w:t>c</w:t>
+            </w:r>
+            <w:r>
+              <w:t>,γ</w:t>
+            </w:r>
+            <w:r>
+              <w:rPr>
+                <w:vertAlign w:val="subscript"/>
+              </w:rPr>
+              <w:t>μ</w:t>
+            </w:r>
+            <w:r>
+              <w:t>}=2δ</w:t>
+            </w:r>
+            <w:r>
+              <w:rPr>
+                <w:vertAlign w:val="superscript"/>
+              </w:rPr>
+              <w:t>c</w:t>
+            </w:r>
+            <w:r>
+              <w:rPr>
+                <w:vertAlign w:val="subscript"/>
+              </w:rPr>
+              <w:t>μ</w:t>
+            </w:r>
+            <w:r>
+              <w:t>.</w:t>
             </w:r>
           </w:p>
         </w:tc>
@@ -5278,7 +6610,31 @@
           </w:tcPr>
           <w:p>
             <w:r>
-              <w:t>Carry out every step of Section 3.2's derivation explicitly, confirming the two 4g^abγ^c terms cancel exactly.</w:t>
+              <w:rPr>
+                <w:b/>
+              </w:rPr>
+              <w:t>Extension.</w:t>
+            </w:r>
+            <w:r>
+              <w:t xml:space="preserve"> Carry out every step of Section 3.2's derivation explicitly, confirming the two 4g</w:t>
+            </w:r>
+            <w:r>
+              <w:rPr>
+                <w:vertAlign w:val="superscript"/>
+              </w:rPr>
+              <w:t>a</w:t>
+            </w:r>
+            <w:r>
+              <w:t>bγ</w:t>
+            </w:r>
+            <w:r>
+              <w:rPr>
+                <w:vertAlign w:val="superscript"/>
+              </w:rPr>
+              <w:t>c</w:t>
+            </w:r>
+            <w:r>
+              <w:t xml:space="preserve"> terms cancel exactly.</w:t>
             </w:r>
           </w:p>
         </w:tc>
@@ -5314,7 +6670,58 @@
           </w:tcPr>
           <w:p>
             <w:r>
-              <w:t>Using Worked example 3, expand (p̸₁+m)γ^ν(p̸₄+m) into its four terms (p̸₁γ^νp̸₄, mp̸₁γ^ν, mγ^νp̸₄, m²γ^ν) and apply Section 3.1's identity to each, tracking the different number of "slashed objects" in each term.</w:t>
+              <w:rPr>
+                <w:b/>
+              </w:rPr>
+              <w:t>Core.</w:t>
+            </w:r>
+            <w:r>
+              <w:t xml:space="preserve"> Using Worked example 3, expand (p̸₁+m)γ</w:t>
+            </w:r>
+            <w:r>
+              <w:rPr>
+                <w:vertAlign w:val="superscript"/>
+              </w:rPr>
+              <w:t>ν</w:t>
+            </w:r>
+            <w:r>
+              <w:t>(p̸₄+m) into its four terms (p̸₁γ</w:t>
+            </w:r>
+            <w:r>
+              <w:rPr>
+                <w:vertAlign w:val="superscript"/>
+              </w:rPr>
+              <w:t>ν</w:t>
+            </w:r>
+            <w:r>
+              <w:t>p̸₄, mp̸₁γ</w:t>
+            </w:r>
+            <w:r>
+              <w:rPr>
+                <w:vertAlign w:val="superscript"/>
+              </w:rPr>
+              <w:t>ν</w:t>
+            </w:r>
+            <w:r>
+              <w:t>, mγ</w:t>
+            </w:r>
+            <w:r>
+              <w:rPr>
+                <w:vertAlign w:val="superscript"/>
+              </w:rPr>
+              <w:t>ν</w:t>
+            </w:r>
+            <w:r>
+              <w:t>p̸₄, m²γ</w:t>
+            </w:r>
+            <w:r>
+              <w:rPr>
+                <w:vertAlign w:val="superscript"/>
+              </w:rPr>
+              <w:t>ν</w:t>
+            </w:r>
+            <w:r>
+              <w:t>) and apply Section 3.1's identity to each, tracking the different number of "slashed objects" in each term.</w:t>
             </w:r>
           </w:p>
         </w:tc>
@@ -5352,7 +6759,76 @@
           </w:tcPr>
           <w:p>
             <w:r>
-              <w:t>Verify γ^νp̸₁p̸₂γ_ν=4(p₁·p₂)I directly from Lesson 21's γ^μγ^aγ^bγ_μ=4g^ab identity, contracting with the momentum components of p₁ and p₂.</w:t>
+              <w:rPr>
+                <w:b/>
+              </w:rPr>
+              <w:t>Core.</w:t>
+            </w:r>
+            <w:r>
+              <w:t xml:space="preserve"> Verify γ</w:t>
+            </w:r>
+            <w:r>
+              <w:rPr>
+                <w:vertAlign w:val="superscript"/>
+              </w:rPr>
+              <w:t>ν</w:t>
+            </w:r>
+            <w:r>
+              <w:t>p̸₁p̸₂γ</w:t>
+            </w:r>
+            <w:r>
+              <w:rPr>
+                <w:vertAlign w:val="subscript"/>
+              </w:rPr>
+              <w:t>ν</w:t>
+            </w:r>
+            <w:r>
+              <w:t>=4(p₁·p₂)I directly from Lesson 21's γ</w:t>
+            </w:r>
+            <w:r>
+              <w:rPr>
+                <w:vertAlign w:val="superscript"/>
+              </w:rPr>
+              <w:t>μ</w:t>
+            </w:r>
+            <w:r>
+              <w:t>γ</w:t>
+            </w:r>
+            <w:r>
+              <w:rPr>
+                <w:vertAlign w:val="superscript"/>
+              </w:rPr>
+              <w:t>a</w:t>
+            </w:r>
+            <w:r>
+              <w:t>γ</w:t>
+            </w:r>
+            <w:r>
+              <w:rPr>
+                <w:vertAlign w:val="superscript"/>
+              </w:rPr>
+              <w:t>b</w:t>
+            </w:r>
+            <w:r>
+              <w:t>γ</w:t>
+            </w:r>
+            <w:r>
+              <w:rPr>
+                <w:vertAlign w:val="subscript"/>
+              </w:rPr>
+              <w:t>μ</w:t>
+            </w:r>
+            <w:r>
+              <w:t>=4g</w:t>
+            </w:r>
+            <w:r>
+              <w:rPr>
+                <w:vertAlign w:val="superscript"/>
+              </w:rPr>
+              <w:t>a</w:t>
+            </w:r>
+            <w:r>
+              <w:t>b identity, contracting with the momentum components of p₁ and p₂.</w:t>
             </w:r>
           </w:p>
         </w:tc>
@@ -5388,7 +6864,13 @@
           </w:tcPr>
           <w:p>
             <w:r>
-              <w:t>Carry out Section 4.1's full reduction, from the original interference trace to −8(p₁·p₂)(p₃·p₄), showing each intermediate step explicitly.</w:t>
+              <w:rPr>
+                <w:b/>
+              </w:rPr>
+              <w:t>Extension.</w:t>
+            </w:r>
+            <w:r>
+              <w:t xml:space="preserve"> Carry out Section 4.1's full reduction, from the original interference trace to −8(p₁·p₂)(p₃·p₄), showing each intermediate step explicitly.</w:t>
             </w:r>
           </w:p>
         </w:tc>
@@ -5426,7 +6908,13 @@
           </w:tcPr>
           <w:p>
             <w:r>
-              <w:t>Using Exercise 9's expansion and the general (not necessarily massless) dot-product relations of Lesson 53, derive the general massive interference trace, −8(s−2m²)(s−6m²), stated in Section 5.2.</w:t>
+              <w:rPr>
+                <w:b/>
+              </w:rPr>
+              <w:t>Extension.</w:t>
+            </w:r>
+            <w:r>
+              <w:t xml:space="preserve"> Using Exercise 9's expansion and the general (not necessarily massless) dot-product relations of Lesson 53, derive the general massive interference trace, −8(s−2m²)(s−6m²), stated in Section 5.2.</w:t>
             </w:r>
           </w:p>
         </w:tc>
@@ -5462,7 +6950,49 @@
           </w:tcPr>
           <w:p>
             <w:r>
-              <w:t>Verify p₁·p₂=p₃·p₄=s/2 in the massless limit, using Lesson 53, Section 5.2, with m_1=m_2=m_3=m_4=0.</w:t>
+              <w:rPr>
+                <w:b/>
+              </w:rPr>
+              <w:t>Core.</w:t>
+            </w:r>
+            <w:r>
+              <w:t xml:space="preserve"> Verify p₁·p₂=p₃·p₄=s/2 in the massless limit, using Lesson 53, Section 5.2, with m</w:t>
+            </w:r>
+            <w:r>
+              <w:rPr>
+                <w:vertAlign w:val="subscript"/>
+              </w:rPr>
+              <w:t>1</w:t>
+            </w:r>
+            <w:r>
+              <w:t>=m</w:t>
+            </w:r>
+            <w:r>
+              <w:rPr>
+                <w:vertAlign w:val="subscript"/>
+              </w:rPr>
+              <w:t>2</w:t>
+            </w:r>
+            <w:r>
+              <w:t>=m</w:t>
+            </w:r>
+            <w:r>
+              <w:rPr>
+                <w:vertAlign w:val="subscript"/>
+              </w:rPr>
+              <w:t>3</w:t>
+            </w:r>
+            <w:r>
+              <w:t>=m</w:t>
+            </w:r>
+            <w:r>
+              <w:rPr>
+                <w:vertAlign w:val="subscript"/>
+              </w:rPr>
+              <w:t>4</w:t>
+            </w:r>
+            <w:r>
+              <w:t>=0.</w:t>
             </w:r>
           </w:p>
         </w:tc>
@@ -5500,7 +7030,13 @@
           </w:tcPr>
           <w:p>
             <w:r>
-              <w:t>Assemble Section 5.1's full result from its three pieces (Lesson 54's t-channel and u-channel terms, plus the interference term of Section 4.2), verifying the overall numerical factors combine correctly.</w:t>
+              <w:rPr>
+                <w:b/>
+              </w:rPr>
+              <w:t>Extension.</w:t>
+            </w:r>
+            <w:r>
+              <w:t xml:space="preserve"> Assemble Section 5.1's full result from its three pieces (Lesson 54's t-channel and u-channel terms, plus the interference term of Section 4.2), verifying the overall numerical factors combine correctly.</w:t>
             </w:r>
           </w:p>
         </w:tc>
@@ -5536,7 +7072,13 @@
           </w:tcPr>
           <w:p>
             <w:r>
-              <w:t>Verify that Section 5.1's formula is symmetric under t↔u (with s held fixed), and explain why this symmetry must hold given the electrons' indistinguishability.</w:t>
+              <w:rPr>
+                <w:b/>
+              </w:rPr>
+              <w:t>Extension.</w:t>
+            </w:r>
+            <w:r>
+              <w:t xml:space="preserve"> Verify that Section 5.1's formula is symmetric under t↔u (with s held fixed), and explain why this symmetry must hold given the electrons' indistinguishability.</w:t>
             </w:r>
           </w:p>
         </w:tc>
@@ -5574,7 +7116,13 @@
           </w:tcPr>
           <w:p>
             <w:r>
-              <w:t>Challenge: explain, using Worked example 5's argument, why no analogous u=0 divergence would appear if this were instead a calculation for electron-muon scattering (Lesson 54), even though that calculation also has a well-defined Mandelstam variable u.</w:t>
+              <w:rPr>
+                <w:b/>
+              </w:rPr>
+              <w:t>Challenge.</w:t>
+            </w:r>
+            <w:r>
+              <w:t xml:space="preserve"> Explain, using Worked example 5's argument, why no analogous u=0 divergence would appear if this were instead a calculation for electron-muon scattering (Lesson 54), even though that calculation also has a well-defined Mandelstam variable u.</w:t>
             </w:r>
           </w:p>
         </w:tc>
@@ -5591,6 +7139,14 @@
     <w:p>
       <w:r>
         <w:rPr>
+          <w:i/>
+        </w:rPr>
+        <w:t>Attempt each exercise before reading its solution. If you are stuck, read only the first sentence of the solution, then try again.</w:t>
+      </w:r>
+    </w:p>
+    <w:p>
+      <w:r>
+        <w:rPr>
           <w:b/>
         </w:rPr>
         <w:t>1.</w:t>
@@ -5599,7 +7155,16 @@
         <w:t xml:space="preserve"> </w:t>
       </w:r>
       <w:r>
-        <w:t>Lesson 37, Section 6.2, states that a vacuum expectation value of fermionic field operators equals a sum over complete pairings, each weighted by (−1)^P for P transpositions needed to bring the paired operators adjacent, in their original order. The direct contraction pairs the operators in their "natural" order (electron at x₁ to electron labeled 3, electron at x₂ to electron labeled 4); the exchange contraction instead pairs the electron at x₁ to the electron labeled 4, requiring one additional swap of which external state is reached from which field operator, hence one extra transposition and one extra factor of −1.</w:t>
+        <w:t>Lesson 37, Section 6.2, states that a vacuum expectation value of fermionic field operators equals a sum over complete pairings, each weighted by (−1)</w:t>
+      </w:r>
+      <w:r>
+        <w:rPr>
+          <w:vertAlign w:val="superscript"/>
+        </w:rPr>
+        <w:t>P</w:t>
+      </w:r>
+      <w:r>
+        <w:t xml:space="preserve"> for P transpositions needed to bring the paired operators adjacent, in their original order. The direct contraction pairs the operators in their "natural" order (electron at x₁ to electron labeled 3, electron at x₂ to electron labeled 4); the exchange contraction instead pairs the electron at x₁ to the electron labeled 4, requiring one additional swap of which external state is reached from which field operator, hence one extra transposition and one extra factor of −1.</w:t>
       </w:r>
     </w:p>
     <w:p>
@@ -5613,7 +7178,61 @@
         <w:t xml:space="preserve"> </w:t>
       </w:r>
       <w:r>
-        <w:t>ℳ_t=(e²/t)[ū(p₃)γ^μu(p₁)][ū(p₄)γ_μu(p₂)]; relabeling p₃↔p₄ gives (e²/t′)[ū(p₄)γ^μu(p₁)][ū(p₃)γ_μu(p₂)] where t′=(p₁−p₄)²=u (Lesson 53, Section 1.1); this is exactly ℳ_u, confirming the exchange is obtained by the stated relabeling, propagator denominator included.</w:t>
+        <w:t>ℳ</w:t>
+      </w:r>
+      <w:r>
+        <w:rPr>
+          <w:vertAlign w:val="subscript"/>
+        </w:rPr>
+        <w:t>t</w:t>
+      </w:r>
+      <w:r>
+        <w:t>=(e²/t)[ū(p₃)γ</w:t>
+      </w:r>
+      <w:r>
+        <w:rPr>
+          <w:vertAlign w:val="superscript"/>
+        </w:rPr>
+        <w:t>μ</w:t>
+      </w:r>
+      <w:r>
+        <w:t>u(p₁)][ū(p₄)γ</w:t>
+      </w:r>
+      <w:r>
+        <w:rPr>
+          <w:vertAlign w:val="subscript"/>
+        </w:rPr>
+        <w:t>μ</w:t>
+      </w:r>
+      <w:r>
+        <w:t>u(p₂)]; relabeling p₃↔p₄ gives (e²/t′)[ū(p₄)γ</w:t>
+      </w:r>
+      <w:r>
+        <w:rPr>
+          <w:vertAlign w:val="superscript"/>
+        </w:rPr>
+        <w:t>μ</w:t>
+      </w:r>
+      <w:r>
+        <w:t>u(p₁)][ū(p₃)γ</w:t>
+      </w:r>
+      <w:r>
+        <w:rPr>
+          <w:vertAlign w:val="subscript"/>
+        </w:rPr>
+        <w:t>μ</w:t>
+      </w:r>
+      <w:r>
+        <w:t>u(p₂)] where t′=(p₁−p₄)²=u (Lesson 53, Section 1.1); this is exactly ℳ</w:t>
+      </w:r>
+      <w:r>
+        <w:rPr>
+          <w:vertAlign w:val="subscript"/>
+        </w:rPr>
+        <w:t>u</w:t>
+      </w:r>
+      <w:r>
+        <w:t>, confirming the exchange is obtained by the stated relabeling, propagator denominator included.</w:t>
       </w:r>
     </w:p>
     <w:p>
@@ -5627,7 +7246,97 @@
         <w:t xml:space="preserve"> </w:t>
       </w:r>
       <w:r>
-        <w:t>From Lesson 54, Section 4.2, (1/4)Σ|ℳ_t|²=(2e⁴/t²)[(s−m_e²−m_μ²)²+(u−m_e²−m_μ²)²+2t(m_e²+m_μ²)]; setting m_e=m_μ=m gives (2e⁴/t²)[(s−2m²)²+(u−2m²)²+4tm²]. Exchanging t↔u throughout (per Exercise 2's relabeling) gives (1/4)Σ|ℳ_u|²=(2e⁴/u²)[(s−2m²)²+(t−2m²)²+4um²].</w:t>
+        <w:t>From Lesson 54, Section 4.2, (1/4)Σ|ℳ</w:t>
+      </w:r>
+      <w:r>
+        <w:rPr>
+          <w:vertAlign w:val="subscript"/>
+        </w:rPr>
+        <w:t>t</w:t>
+      </w:r>
+      <w:r>
+        <w:t>|²=(2e⁴/t²)[(s−m</w:t>
+      </w:r>
+      <w:r>
+        <w:rPr>
+          <w:vertAlign w:val="subscript"/>
+        </w:rPr>
+        <w:t>e</w:t>
+      </w:r>
+      <w:r>
+        <w:t>²−m</w:t>
+      </w:r>
+      <w:r>
+        <w:rPr>
+          <w:vertAlign w:val="subscript"/>
+        </w:rPr>
+        <w:t>μ</w:t>
+      </w:r>
+      <w:r>
+        <w:t>²)²+(u−m</w:t>
+      </w:r>
+      <w:r>
+        <w:rPr>
+          <w:vertAlign w:val="subscript"/>
+        </w:rPr>
+        <w:t>e</w:t>
+      </w:r>
+      <w:r>
+        <w:t>²−m</w:t>
+      </w:r>
+      <w:r>
+        <w:rPr>
+          <w:vertAlign w:val="subscript"/>
+        </w:rPr>
+        <w:t>μ</w:t>
+      </w:r>
+      <w:r>
+        <w:t>²)²+2t(m</w:t>
+      </w:r>
+      <w:r>
+        <w:rPr>
+          <w:vertAlign w:val="subscript"/>
+        </w:rPr>
+        <w:t>e</w:t>
+      </w:r>
+      <w:r>
+        <w:t>²+m</w:t>
+      </w:r>
+      <w:r>
+        <w:rPr>
+          <w:vertAlign w:val="subscript"/>
+        </w:rPr>
+        <w:t>μ</w:t>
+      </w:r>
+      <w:r>
+        <w:t>²)]; setting m</w:t>
+      </w:r>
+      <w:r>
+        <w:rPr>
+          <w:vertAlign w:val="subscript"/>
+        </w:rPr>
+        <w:t>e</w:t>
+      </w:r>
+      <w:r>
+        <w:t>=m</w:t>
+      </w:r>
+      <w:r>
+        <w:rPr>
+          <w:vertAlign w:val="subscript"/>
+        </w:rPr>
+        <w:t>μ</w:t>
+      </w:r>
+      <w:r>
+        <w:t>=m gives (2e⁴/t²)[(s−2m²)²+(u−2m²)²+4tm²]. Exchanging t↔u throughout (per Exercise 2's relabeling) gives (1/4)Σ|ℳ</w:t>
+      </w:r>
+      <w:r>
+        <w:rPr>
+          <w:vertAlign w:val="subscript"/>
+        </w:rPr>
+        <w:t>u</w:t>
+      </w:r>
+      <w:r>
+        <w:t>|²=(2e⁴/u²)[(s−2m²)²+(t−2m²)²+4um²].</w:t>
       </w:r>
     </w:p>
     <w:p>
@@ -5641,7 +7350,307 @@
         <w:t xml:space="preserve"> </w:t>
       </w:r>
       <w:r>
-        <w:t>|ℳ|²=(ℳ_t−ℳ_u)(ℳ_t−ℳ_u)^*=|ℳ_t|²−ℳ_tℳ_u^*−ℳ_uℳ_t^*+|ℳ_u|²=|ℳ_t|²+|ℳ_u|²−2Re(ℳ_tℳ_u^*), using ℳ_tℳ_u^*+ℳ_uℳ_t^*=ℳ_tℳ_u^*+(ℳ_tℳ_u^*)^*=2Re(ℳ_tℳ_u^*). The minus sign in |ℳ|² traces directly to the minus sign already present in ℳ=ℳ_t−ℳ_u (Section 1.3), itself forced by Section 1.2's fermionic exchange sign.</w:t>
+        <w:t>|ℳ|²=(ℳ</w:t>
+      </w:r>
+      <w:r>
+        <w:rPr>
+          <w:vertAlign w:val="subscript"/>
+        </w:rPr>
+        <w:t>t</w:t>
+      </w:r>
+      <w:r>
+        <w:t>−ℳ</w:t>
+      </w:r>
+      <w:r>
+        <w:rPr>
+          <w:vertAlign w:val="subscript"/>
+        </w:rPr>
+        <w:t>u</w:t>
+      </w:r>
+      <w:r>
+        <w:t>)(ℳ</w:t>
+      </w:r>
+      <w:r>
+        <w:rPr>
+          <w:vertAlign w:val="subscript"/>
+        </w:rPr>
+        <w:t>t</w:t>
+      </w:r>
+      <w:r>
+        <w:t>−ℳ</w:t>
+      </w:r>
+      <w:r>
+        <w:rPr>
+          <w:vertAlign w:val="subscript"/>
+        </w:rPr>
+        <w:t>u</w:t>
+      </w:r>
+      <w:r>
+        <w:t>)</w:t>
+      </w:r>
+      <w:r>
+        <w:rPr>
+          <w:vertAlign w:val="superscript"/>
+        </w:rPr>
+        <w:t>*</w:t>
+      </w:r>
+      <w:r>
+        <w:t>=|ℳ</w:t>
+      </w:r>
+      <w:r>
+        <w:rPr>
+          <w:vertAlign w:val="subscript"/>
+        </w:rPr>
+        <w:t>t</w:t>
+      </w:r>
+      <w:r>
+        <w:t>|²−ℳ</w:t>
+      </w:r>
+      <w:r>
+        <w:rPr>
+          <w:vertAlign w:val="subscript"/>
+        </w:rPr>
+        <w:t>t</w:t>
+      </w:r>
+      <w:r>
+        <w:t>ℳ</w:t>
+      </w:r>
+      <w:r>
+        <w:rPr>
+          <w:vertAlign w:val="subscript"/>
+        </w:rPr>
+        <w:t>u</w:t>
+      </w:r>
+      <w:r>
+        <w:rPr>
+          <w:vertAlign w:val="superscript"/>
+        </w:rPr>
+        <w:t>*</w:t>
+      </w:r>
+      <w:r>
+        <w:t>−ℳ</w:t>
+      </w:r>
+      <w:r>
+        <w:rPr>
+          <w:vertAlign w:val="subscript"/>
+        </w:rPr>
+        <w:t>u</w:t>
+      </w:r>
+      <w:r>
+        <w:t>ℳ</w:t>
+      </w:r>
+      <w:r>
+        <w:rPr>
+          <w:vertAlign w:val="subscript"/>
+        </w:rPr>
+        <w:t>t</w:t>
+      </w:r>
+      <w:r>
+        <w:rPr>
+          <w:vertAlign w:val="superscript"/>
+        </w:rPr>
+        <w:t>*</w:t>
+      </w:r>
+      <w:r>
+        <w:t>+|ℳ</w:t>
+      </w:r>
+      <w:r>
+        <w:rPr>
+          <w:vertAlign w:val="subscript"/>
+        </w:rPr>
+        <w:t>u</w:t>
+      </w:r>
+      <w:r>
+        <w:t>|²=|ℳ</w:t>
+      </w:r>
+      <w:r>
+        <w:rPr>
+          <w:vertAlign w:val="subscript"/>
+        </w:rPr>
+        <w:t>t</w:t>
+      </w:r>
+      <w:r>
+        <w:t>|²+|ℳ</w:t>
+      </w:r>
+      <w:r>
+        <w:rPr>
+          <w:vertAlign w:val="subscript"/>
+        </w:rPr>
+        <w:t>u</w:t>
+      </w:r>
+      <w:r>
+        <w:t>|²−2Re(ℳ</w:t>
+      </w:r>
+      <w:r>
+        <w:rPr>
+          <w:vertAlign w:val="subscript"/>
+        </w:rPr>
+        <w:t>t</w:t>
+      </w:r>
+      <w:r>
+        <w:t>ℳ</w:t>
+      </w:r>
+      <w:r>
+        <w:rPr>
+          <w:vertAlign w:val="subscript"/>
+        </w:rPr>
+        <w:t>u</w:t>
+      </w:r>
+      <w:r>
+        <w:rPr>
+          <w:vertAlign w:val="superscript"/>
+        </w:rPr>
+        <w:t>*</w:t>
+      </w:r>
+      <w:r>
+        <w:t>), using ℳ</w:t>
+      </w:r>
+      <w:r>
+        <w:rPr>
+          <w:vertAlign w:val="subscript"/>
+        </w:rPr>
+        <w:t>t</w:t>
+      </w:r>
+      <w:r>
+        <w:t>ℳ</w:t>
+      </w:r>
+      <w:r>
+        <w:rPr>
+          <w:vertAlign w:val="subscript"/>
+        </w:rPr>
+        <w:t>u</w:t>
+      </w:r>
+      <w:r>
+        <w:rPr>
+          <w:vertAlign w:val="superscript"/>
+        </w:rPr>
+        <w:t>*</w:t>
+      </w:r>
+      <w:r>
+        <w:t>+ℳ</w:t>
+      </w:r>
+      <w:r>
+        <w:rPr>
+          <w:vertAlign w:val="subscript"/>
+        </w:rPr>
+        <w:t>u</w:t>
+      </w:r>
+      <w:r>
+        <w:t>ℳ</w:t>
+      </w:r>
+      <w:r>
+        <w:rPr>
+          <w:vertAlign w:val="subscript"/>
+        </w:rPr>
+        <w:t>t</w:t>
+      </w:r>
+      <w:r>
+        <w:rPr>
+          <w:vertAlign w:val="superscript"/>
+        </w:rPr>
+        <w:t>*</w:t>
+      </w:r>
+      <w:r>
+        <w:t>=ℳ</w:t>
+      </w:r>
+      <w:r>
+        <w:rPr>
+          <w:vertAlign w:val="subscript"/>
+        </w:rPr>
+        <w:t>t</w:t>
+      </w:r>
+      <w:r>
+        <w:t>ℳ</w:t>
+      </w:r>
+      <w:r>
+        <w:rPr>
+          <w:vertAlign w:val="subscript"/>
+        </w:rPr>
+        <w:t>u</w:t>
+      </w:r>
+      <w:r>
+        <w:rPr>
+          <w:vertAlign w:val="superscript"/>
+        </w:rPr>
+        <w:t>*</w:t>
+      </w:r>
+      <w:r>
+        <w:t>+(ℳ</w:t>
+      </w:r>
+      <w:r>
+        <w:rPr>
+          <w:vertAlign w:val="subscript"/>
+        </w:rPr>
+        <w:t>t</w:t>
+      </w:r>
+      <w:r>
+        <w:t>ℳ</w:t>
+      </w:r>
+      <w:r>
+        <w:rPr>
+          <w:vertAlign w:val="subscript"/>
+        </w:rPr>
+        <w:t>u</w:t>
+      </w:r>
+      <w:r>
+        <w:rPr>
+          <w:vertAlign w:val="superscript"/>
+        </w:rPr>
+        <w:t>*</w:t>
+      </w:r>
+      <w:r>
+        <w:t>)</w:t>
+      </w:r>
+      <w:r>
+        <w:rPr>
+          <w:vertAlign w:val="superscript"/>
+        </w:rPr>
+        <w:t>*</w:t>
+      </w:r>
+      <w:r>
+        <w:t>=2Re(ℳ</w:t>
+      </w:r>
+      <w:r>
+        <w:rPr>
+          <w:vertAlign w:val="subscript"/>
+        </w:rPr>
+        <w:t>t</w:t>
+      </w:r>
+      <w:r>
+        <w:t>ℳ</w:t>
+      </w:r>
+      <w:r>
+        <w:rPr>
+          <w:vertAlign w:val="subscript"/>
+        </w:rPr>
+        <w:t>u</w:t>
+      </w:r>
+      <w:r>
+        <w:rPr>
+          <w:vertAlign w:val="superscript"/>
+        </w:rPr>
+        <w:t>*</w:t>
+      </w:r>
+      <w:r>
+        <w:t>). The minus sign in |ℳ|² traces directly to the minus sign already present in ℳ=ℳ</w:t>
+      </w:r>
+      <w:r>
+        <w:rPr>
+          <w:vertAlign w:val="subscript"/>
+        </w:rPr>
+        <w:t>t</w:t>
+      </w:r>
+      <w:r>
+        <w:t>−ℳ</w:t>
+      </w:r>
+      <w:r>
+        <w:rPr>
+          <w:vertAlign w:val="subscript"/>
+        </w:rPr>
+        <w:t>u</w:t>
+      </w:r>
+      <w:r>
+        <w:t xml:space="preserve"> (Section 1.3), itself forced by Section 1.2's fermionic exchange sign.</w:t>
       </w:r>
     </w:p>
     <w:p>
@@ -5655,7 +7664,103 @@
         <w:t xml:space="preserve"> </w:t>
       </w:r>
       <w:r>
-        <w:t>ℳ_u=(e²/u)[ū(p₄)γ^μu(p₁)][ū(p₃)γ_μu(p₂)]; conjugating each bracket using [ū(p′)γ^νu(p)]^*=ū(p)γ^νu(p′) (Lesson 52, Section 2.1, with Γ̄=γ^ν=Γ) gives ℳ_u^*=(e²/u)[ū(p₁)γ^μu(p₄)][ū(p₂)γ_μu(p₃)], relabeling the dummy index μ→ν as in Section 2.2.</w:t>
+        <w:t>ℳ</w:t>
+      </w:r>
+      <w:r>
+        <w:rPr>
+          <w:vertAlign w:val="subscript"/>
+        </w:rPr>
+        <w:t>u</w:t>
+      </w:r>
+      <w:r>
+        <w:t>=(e²/u)[ū(p₄)γ</w:t>
+      </w:r>
+      <w:r>
+        <w:rPr>
+          <w:vertAlign w:val="superscript"/>
+        </w:rPr>
+        <w:t>μ</w:t>
+      </w:r>
+      <w:r>
+        <w:t>u(p₁)][ū(p₃)γ</w:t>
+      </w:r>
+      <w:r>
+        <w:rPr>
+          <w:vertAlign w:val="subscript"/>
+        </w:rPr>
+        <w:t>μ</w:t>
+      </w:r>
+      <w:r>
+        <w:t>u(p₂)]; conjugating each bracket using [ū(p′)γ</w:t>
+      </w:r>
+      <w:r>
+        <w:rPr>
+          <w:vertAlign w:val="superscript"/>
+        </w:rPr>
+        <w:t>ν</w:t>
+      </w:r>
+      <w:r>
+        <w:t>u(p)]</w:t>
+      </w:r>
+      <w:r>
+        <w:rPr>
+          <w:vertAlign w:val="superscript"/>
+        </w:rPr>
+        <w:t>*</w:t>
+      </w:r>
+      <w:r>
+        <w:t>=ū(p)γ</w:t>
+      </w:r>
+      <w:r>
+        <w:rPr>
+          <w:vertAlign w:val="superscript"/>
+        </w:rPr>
+        <w:t>ν</w:t>
+      </w:r>
+      <w:r>
+        <w:t>u(p′) (Lesson 52, Section 2.1, with Γ̄=γ</w:t>
+      </w:r>
+      <w:r>
+        <w:rPr>
+          <w:vertAlign w:val="superscript"/>
+        </w:rPr>
+        <w:t>ν</w:t>
+      </w:r>
+      <w:r>
+        <w:t>=Γ) gives ℳ</w:t>
+      </w:r>
+      <w:r>
+        <w:rPr>
+          <w:vertAlign w:val="subscript"/>
+        </w:rPr>
+        <w:t>u</w:t>
+      </w:r>
+      <w:r>
+        <w:rPr>
+          <w:vertAlign w:val="superscript"/>
+        </w:rPr>
+        <w:t>*</w:t>
+      </w:r>
+      <w:r>
+        <w:t>=(e²/u)[ū(p₁)γ</w:t>
+      </w:r>
+      <w:r>
+        <w:rPr>
+          <w:vertAlign w:val="superscript"/>
+        </w:rPr>
+        <w:t>μ</w:t>
+      </w:r>
+      <w:r>
+        <w:t>u(p₄)][ū(p₂)γ</w:t>
+      </w:r>
+      <w:r>
+        <w:rPr>
+          <w:vertAlign w:val="subscript"/>
+        </w:rPr>
+        <w:t>μ</w:t>
+      </w:r>
+      <w:r>
+        <w:t>u(p₃)], relabeling the dummy index μ→ν as in Section 2.2.</w:t>
       </w:r>
     </w:p>
     <w:p>
@@ -5683,7 +7788,127 @@
         <w:t xml:space="preserve"> </w:t>
       </w:r>
       <w:r>
-        <w:t>{γ^c,γ_μ}=γ^cγ_μ+γ_μγ^c=2δ^c_μ (the mixed-index Clifford algebra relation); rearranging directly gives γ^cγ_μ=2δ^c_μ−γ_μγ^c.</w:t>
+        <w:t>{γ</w:t>
+      </w:r>
+      <w:r>
+        <w:rPr>
+          <w:vertAlign w:val="superscript"/>
+        </w:rPr>
+        <w:t>c</w:t>
+      </w:r>
+      <w:r>
+        <w:t>,γ</w:t>
+      </w:r>
+      <w:r>
+        <w:rPr>
+          <w:vertAlign w:val="subscript"/>
+        </w:rPr>
+        <w:t>μ</w:t>
+      </w:r>
+      <w:r>
+        <w:t>}=γ</w:t>
+      </w:r>
+      <w:r>
+        <w:rPr>
+          <w:vertAlign w:val="superscript"/>
+        </w:rPr>
+        <w:t>c</w:t>
+      </w:r>
+      <w:r>
+        <w:t>γ</w:t>
+      </w:r>
+      <w:r>
+        <w:rPr>
+          <w:vertAlign w:val="subscript"/>
+        </w:rPr>
+        <w:t>μ</w:t>
+      </w:r>
+      <w:r>
+        <w:t>+γ</w:t>
+      </w:r>
+      <w:r>
+        <w:rPr>
+          <w:vertAlign w:val="subscript"/>
+        </w:rPr>
+        <w:t>μ</w:t>
+      </w:r>
+      <w:r>
+        <w:t>γ</w:t>
+      </w:r>
+      <w:r>
+        <w:rPr>
+          <w:vertAlign w:val="superscript"/>
+        </w:rPr>
+        <w:t>c</w:t>
+      </w:r>
+      <w:r>
+        <w:t>=2δ</w:t>
+      </w:r>
+      <w:r>
+        <w:rPr>
+          <w:vertAlign w:val="superscript"/>
+        </w:rPr>
+        <w:t>c</w:t>
+      </w:r>
+      <w:r>
+        <w:rPr>
+          <w:vertAlign w:val="subscript"/>
+        </w:rPr>
+        <w:t>μ</w:t>
+      </w:r>
+      <w:r>
+        <w:t xml:space="preserve"> (the mixed-index Clifford algebra relation); rearranging directly gives γ</w:t>
+      </w:r>
+      <w:r>
+        <w:rPr>
+          <w:vertAlign w:val="superscript"/>
+        </w:rPr>
+        <w:t>c</w:t>
+      </w:r>
+      <w:r>
+        <w:t>γ</w:t>
+      </w:r>
+      <w:r>
+        <w:rPr>
+          <w:vertAlign w:val="subscript"/>
+        </w:rPr>
+        <w:t>μ</w:t>
+      </w:r>
+      <w:r>
+        <w:t>=2δ</w:t>
+      </w:r>
+      <w:r>
+        <w:rPr>
+          <w:vertAlign w:val="superscript"/>
+        </w:rPr>
+        <w:t>c</w:t>
+      </w:r>
+      <w:r>
+        <w:rPr>
+          <w:vertAlign w:val="subscript"/>
+        </w:rPr>
+        <w:t>μ</w:t>
+      </w:r>
+      <w:r>
+        <w:t>−γ</w:t>
+      </w:r>
+      <w:r>
+        <w:rPr>
+          <w:vertAlign w:val="subscript"/>
+        </w:rPr>
+        <w:t>μ</w:t>
+      </w:r>
+      <w:r>
+        <w:t>γ</w:t>
+      </w:r>
+      <w:r>
+        <w:rPr>
+          <w:vertAlign w:val="superscript"/>
+        </w:rPr>
+        <w:t>c</w:t>
+      </w:r>
+      <w:r>
+        <w:t>.</w:t>
       </w:r>
     </w:p>
     <w:p>
@@ -5697,7 +7922,526 @@
         <w:t xml:space="preserve"> </w:t>
       </w:r>
       <w:r>
-        <w:t>Substituting Exercise 7's identity into γ^μγ^aγ^bγ^cγ_μ=γ^μγ^aγ^b(2δ^c_μ−γ_μγ^c)=2γ^cγ^aγ^b−γ^μγ^aγ^bγ_μγ^c. Using γ^μγ^aγ^bγ_μ=4g^ab (Lesson 21), the second term is 4g^abγ^c, giving 2γ^cγ^aγ^b−4g^abγ^c. Substituting γ^aγ^b=2g^ab−γ^bγ^a into the first term, 2γ^c(2g^ab−γ^bγ^a)=4g^abγ^c−2γ^cγ^bγ^a. The full expression is then 4g^abγ^c−2γ^cγ^bγ^a−4g^abγ^c=−2γ^cγ^bγ^a, confirming the two 4g^abγ^c terms cancel exactly.</w:t>
+        <w:t>Substituting Exercise 7's identity into γ</w:t>
+      </w:r>
+      <w:r>
+        <w:rPr>
+          <w:vertAlign w:val="superscript"/>
+        </w:rPr>
+        <w:t>μ</w:t>
+      </w:r>
+      <w:r>
+        <w:t>γ</w:t>
+      </w:r>
+      <w:r>
+        <w:rPr>
+          <w:vertAlign w:val="superscript"/>
+        </w:rPr>
+        <w:t>a</w:t>
+      </w:r>
+      <w:r>
+        <w:t>γ</w:t>
+      </w:r>
+      <w:r>
+        <w:rPr>
+          <w:vertAlign w:val="superscript"/>
+        </w:rPr>
+        <w:t>b</w:t>
+      </w:r>
+      <w:r>
+        <w:t>γ</w:t>
+      </w:r>
+      <w:r>
+        <w:rPr>
+          <w:vertAlign w:val="superscript"/>
+        </w:rPr>
+        <w:t>c</w:t>
+      </w:r>
+      <w:r>
+        <w:t>γ</w:t>
+      </w:r>
+      <w:r>
+        <w:rPr>
+          <w:vertAlign w:val="subscript"/>
+        </w:rPr>
+        <w:t>μ</w:t>
+      </w:r>
+      <w:r>
+        <w:t>=γ</w:t>
+      </w:r>
+      <w:r>
+        <w:rPr>
+          <w:vertAlign w:val="superscript"/>
+        </w:rPr>
+        <w:t>μ</w:t>
+      </w:r>
+      <w:r>
+        <w:t>γ</w:t>
+      </w:r>
+      <w:r>
+        <w:rPr>
+          <w:vertAlign w:val="superscript"/>
+        </w:rPr>
+        <w:t>a</w:t>
+      </w:r>
+      <w:r>
+        <w:t>γ</w:t>
+      </w:r>
+      <w:r>
+        <w:rPr>
+          <w:vertAlign w:val="superscript"/>
+        </w:rPr>
+        <w:t>b</w:t>
+      </w:r>
+      <w:r>
+        <w:t>(2δ</w:t>
+      </w:r>
+      <w:r>
+        <w:rPr>
+          <w:vertAlign w:val="superscript"/>
+        </w:rPr>
+        <w:t>c</w:t>
+      </w:r>
+      <w:r>
+        <w:rPr>
+          <w:vertAlign w:val="subscript"/>
+        </w:rPr>
+        <w:t>μ</w:t>
+      </w:r>
+      <w:r>
+        <w:t>−γ</w:t>
+      </w:r>
+      <w:r>
+        <w:rPr>
+          <w:vertAlign w:val="subscript"/>
+        </w:rPr>
+        <w:t>μ</w:t>
+      </w:r>
+      <w:r>
+        <w:t>γ</w:t>
+      </w:r>
+      <w:r>
+        <w:rPr>
+          <w:vertAlign w:val="superscript"/>
+        </w:rPr>
+        <w:t>c</w:t>
+      </w:r>
+      <w:r>
+        <w:t>)=2γ</w:t>
+      </w:r>
+      <w:r>
+        <w:rPr>
+          <w:vertAlign w:val="superscript"/>
+        </w:rPr>
+        <w:t>c</w:t>
+      </w:r>
+      <w:r>
+        <w:t>γ</w:t>
+      </w:r>
+      <w:r>
+        <w:rPr>
+          <w:vertAlign w:val="superscript"/>
+        </w:rPr>
+        <w:t>a</w:t>
+      </w:r>
+      <w:r>
+        <w:t>γ</w:t>
+      </w:r>
+      <w:r>
+        <w:rPr>
+          <w:vertAlign w:val="superscript"/>
+        </w:rPr>
+        <w:t>b</w:t>
+      </w:r>
+      <w:r>
+        <w:t>−γ</w:t>
+      </w:r>
+      <w:r>
+        <w:rPr>
+          <w:vertAlign w:val="superscript"/>
+        </w:rPr>
+        <w:t>μ</w:t>
+      </w:r>
+      <w:r>
+        <w:t>γ</w:t>
+      </w:r>
+      <w:r>
+        <w:rPr>
+          <w:vertAlign w:val="superscript"/>
+        </w:rPr>
+        <w:t>a</w:t>
+      </w:r>
+      <w:r>
+        <w:t>γ</w:t>
+      </w:r>
+      <w:r>
+        <w:rPr>
+          <w:vertAlign w:val="superscript"/>
+        </w:rPr>
+        <w:t>b</w:t>
+      </w:r>
+      <w:r>
+        <w:t>γ</w:t>
+      </w:r>
+      <w:r>
+        <w:rPr>
+          <w:vertAlign w:val="subscript"/>
+        </w:rPr>
+        <w:t>μ</w:t>
+      </w:r>
+      <w:r>
+        <w:t>γ</w:t>
+      </w:r>
+      <w:r>
+        <w:rPr>
+          <w:vertAlign w:val="superscript"/>
+        </w:rPr>
+        <w:t>c</w:t>
+      </w:r>
+      <w:r>
+        <w:t>. Using γ</w:t>
+      </w:r>
+      <w:r>
+        <w:rPr>
+          <w:vertAlign w:val="superscript"/>
+        </w:rPr>
+        <w:t>μ</w:t>
+      </w:r>
+      <w:r>
+        <w:t>γ</w:t>
+      </w:r>
+      <w:r>
+        <w:rPr>
+          <w:vertAlign w:val="superscript"/>
+        </w:rPr>
+        <w:t>a</w:t>
+      </w:r>
+      <w:r>
+        <w:t>γ</w:t>
+      </w:r>
+      <w:r>
+        <w:rPr>
+          <w:vertAlign w:val="superscript"/>
+        </w:rPr>
+        <w:t>b</w:t>
+      </w:r>
+      <w:r>
+        <w:t>γ</w:t>
+      </w:r>
+      <w:r>
+        <w:rPr>
+          <w:vertAlign w:val="subscript"/>
+        </w:rPr>
+        <w:t>μ</w:t>
+      </w:r>
+      <w:r>
+        <w:t>=4g</w:t>
+      </w:r>
+      <w:r>
+        <w:rPr>
+          <w:vertAlign w:val="superscript"/>
+        </w:rPr>
+        <w:t>a</w:t>
+      </w:r>
+      <w:r>
+        <w:t>b (Lesson 21), the second term is 4g</w:t>
+      </w:r>
+      <w:r>
+        <w:rPr>
+          <w:vertAlign w:val="superscript"/>
+        </w:rPr>
+        <w:t>a</w:t>
+      </w:r>
+      <w:r>
+        <w:t>bγ</w:t>
+      </w:r>
+      <w:r>
+        <w:rPr>
+          <w:vertAlign w:val="superscript"/>
+        </w:rPr>
+        <w:t>c</w:t>
+      </w:r>
+      <w:r>
+        <w:t>, giving 2γ</w:t>
+      </w:r>
+      <w:r>
+        <w:rPr>
+          <w:vertAlign w:val="superscript"/>
+        </w:rPr>
+        <w:t>c</w:t>
+      </w:r>
+      <w:r>
+        <w:t>γ</w:t>
+      </w:r>
+      <w:r>
+        <w:rPr>
+          <w:vertAlign w:val="superscript"/>
+        </w:rPr>
+        <w:t>a</w:t>
+      </w:r>
+      <w:r>
+        <w:t>γ</w:t>
+      </w:r>
+      <w:r>
+        <w:rPr>
+          <w:vertAlign w:val="superscript"/>
+        </w:rPr>
+        <w:t>b</w:t>
+      </w:r>
+      <w:r>
+        <w:t>−4g</w:t>
+      </w:r>
+      <w:r>
+        <w:rPr>
+          <w:vertAlign w:val="superscript"/>
+        </w:rPr>
+        <w:t>a</w:t>
+      </w:r>
+      <w:r>
+        <w:t>bγ</w:t>
+      </w:r>
+      <w:r>
+        <w:rPr>
+          <w:vertAlign w:val="superscript"/>
+        </w:rPr>
+        <w:t>c</w:t>
+      </w:r>
+      <w:r>
+        <w:t>. Substituting γ</w:t>
+      </w:r>
+      <w:r>
+        <w:rPr>
+          <w:vertAlign w:val="superscript"/>
+        </w:rPr>
+        <w:t>a</w:t>
+      </w:r>
+      <w:r>
+        <w:t>γ</w:t>
+      </w:r>
+      <w:r>
+        <w:rPr>
+          <w:vertAlign w:val="superscript"/>
+        </w:rPr>
+        <w:t>b</w:t>
+      </w:r>
+      <w:r>
+        <w:t>=2g</w:t>
+      </w:r>
+      <w:r>
+        <w:rPr>
+          <w:vertAlign w:val="superscript"/>
+        </w:rPr>
+        <w:t>a</w:t>
+      </w:r>
+      <w:r>
+        <w:t>b−γ</w:t>
+      </w:r>
+      <w:r>
+        <w:rPr>
+          <w:vertAlign w:val="superscript"/>
+        </w:rPr>
+        <w:t>b</w:t>
+      </w:r>
+      <w:r>
+        <w:t>γ</w:t>
+      </w:r>
+      <w:r>
+        <w:rPr>
+          <w:vertAlign w:val="superscript"/>
+        </w:rPr>
+        <w:t>a</w:t>
+      </w:r>
+      <w:r>
+        <w:t xml:space="preserve"> into the first term, 2γ</w:t>
+      </w:r>
+      <w:r>
+        <w:rPr>
+          <w:vertAlign w:val="superscript"/>
+        </w:rPr>
+        <w:t>c</w:t>
+      </w:r>
+      <w:r>
+        <w:t>(2g</w:t>
+      </w:r>
+      <w:r>
+        <w:rPr>
+          <w:vertAlign w:val="superscript"/>
+        </w:rPr>
+        <w:t>a</w:t>
+      </w:r>
+      <w:r>
+        <w:t>b−γ</w:t>
+      </w:r>
+      <w:r>
+        <w:rPr>
+          <w:vertAlign w:val="superscript"/>
+        </w:rPr>
+        <w:t>b</w:t>
+      </w:r>
+      <w:r>
+        <w:t>γ</w:t>
+      </w:r>
+      <w:r>
+        <w:rPr>
+          <w:vertAlign w:val="superscript"/>
+        </w:rPr>
+        <w:t>a</w:t>
+      </w:r>
+      <w:r>
+        <w:t>)=4g</w:t>
+      </w:r>
+      <w:r>
+        <w:rPr>
+          <w:vertAlign w:val="superscript"/>
+        </w:rPr>
+        <w:t>a</w:t>
+      </w:r>
+      <w:r>
+        <w:t>bγ</w:t>
+      </w:r>
+      <w:r>
+        <w:rPr>
+          <w:vertAlign w:val="superscript"/>
+        </w:rPr>
+        <w:t>c</w:t>
+      </w:r>
+      <w:r>
+        <w:t>−2γ</w:t>
+      </w:r>
+      <w:r>
+        <w:rPr>
+          <w:vertAlign w:val="superscript"/>
+        </w:rPr>
+        <w:t>c</w:t>
+      </w:r>
+      <w:r>
+        <w:t>γ</w:t>
+      </w:r>
+      <w:r>
+        <w:rPr>
+          <w:vertAlign w:val="superscript"/>
+        </w:rPr>
+        <w:t>b</w:t>
+      </w:r>
+      <w:r>
+        <w:t>γ</w:t>
+      </w:r>
+      <w:r>
+        <w:rPr>
+          <w:vertAlign w:val="superscript"/>
+        </w:rPr>
+        <w:t>a</w:t>
+      </w:r>
+      <w:r>
+        <w:t>. The full expression is then 4g</w:t>
+      </w:r>
+      <w:r>
+        <w:rPr>
+          <w:vertAlign w:val="superscript"/>
+        </w:rPr>
+        <w:t>a</w:t>
+      </w:r>
+      <w:r>
+        <w:t>bγ</w:t>
+      </w:r>
+      <w:r>
+        <w:rPr>
+          <w:vertAlign w:val="superscript"/>
+        </w:rPr>
+        <w:t>c</w:t>
+      </w:r>
+      <w:r>
+        <w:t>−2γ</w:t>
+      </w:r>
+      <w:r>
+        <w:rPr>
+          <w:vertAlign w:val="superscript"/>
+        </w:rPr>
+        <w:t>c</w:t>
+      </w:r>
+      <w:r>
+        <w:t>γ</w:t>
+      </w:r>
+      <w:r>
+        <w:rPr>
+          <w:vertAlign w:val="superscript"/>
+        </w:rPr>
+        <w:t>b</w:t>
+      </w:r>
+      <w:r>
+        <w:t>γ</w:t>
+      </w:r>
+      <w:r>
+        <w:rPr>
+          <w:vertAlign w:val="superscript"/>
+        </w:rPr>
+        <w:t>a</w:t>
+      </w:r>
+      <w:r>
+        <w:t>−4g</w:t>
+      </w:r>
+      <w:r>
+        <w:rPr>
+          <w:vertAlign w:val="superscript"/>
+        </w:rPr>
+        <w:t>a</w:t>
+      </w:r>
+      <w:r>
+        <w:t>bγ</w:t>
+      </w:r>
+      <w:r>
+        <w:rPr>
+          <w:vertAlign w:val="superscript"/>
+        </w:rPr>
+        <w:t>c</w:t>
+      </w:r>
+      <w:r>
+        <w:t>=−2γ</w:t>
+      </w:r>
+      <w:r>
+        <w:rPr>
+          <w:vertAlign w:val="superscript"/>
+        </w:rPr>
+        <w:t>c</w:t>
+      </w:r>
+      <w:r>
+        <w:t>γ</w:t>
+      </w:r>
+      <w:r>
+        <w:rPr>
+          <w:vertAlign w:val="superscript"/>
+        </w:rPr>
+        <w:t>b</w:t>
+      </w:r>
+      <w:r>
+        <w:t>γ</w:t>
+      </w:r>
+      <w:r>
+        <w:rPr>
+          <w:vertAlign w:val="superscript"/>
+        </w:rPr>
+        <w:t>a</w:t>
+      </w:r>
+      <w:r>
+        <w:t>, confirming the two 4g</w:t>
+      </w:r>
+      <w:r>
+        <w:rPr>
+          <w:vertAlign w:val="superscript"/>
+        </w:rPr>
+        <w:t>a</w:t>
+      </w:r>
+      <w:r>
+        <w:t>bγ</w:t>
+      </w:r>
+      <w:r>
+        <w:rPr>
+          <w:vertAlign w:val="superscript"/>
+        </w:rPr>
+        <w:t>c</w:t>
+      </w:r>
+      <w:r>
+        <w:t xml:space="preserve"> terms cancel exactly.</w:t>
       </w:r>
     </w:p>
     <w:p>
@@ -5711,7 +8455,241 @@
         <w:t xml:space="preserve"> </w:t>
       </w:r>
       <w:r>
-        <w:t>p̸₁γ^νp̸₄ (three slashed/gamma objects) reduces via Section 3.1 to −2p̸₄γ^νp̸₁ when sandwiched by γ^μ⋯γ_μ. mp̸₁γ^ν (two objects) reduces via γ^μγ^aγ^bγ_μ=4g^ab to 4m p₁^ν I. mγ^νp̸₄ (two objects) similarly reduces to 4m p₄^ν I. m²γ^ν (one object) reduces via γ^μγ^aγ_μ=−2γ^a to −2m²γ^ν. Summing all four gives γ^μ(p̸₁+m)γ^ν(p̸₄+m)γ_μ=−2p̸₄γ^νp̸₁+4m(p₁^ν+p₄^ν)I−2m²γ^ν.</w:t>
+        <w:t>p̸₁γ</w:t>
+      </w:r>
+      <w:r>
+        <w:rPr>
+          <w:vertAlign w:val="superscript"/>
+        </w:rPr>
+        <w:t>ν</w:t>
+      </w:r>
+      <w:r>
+        <w:t>p̸₄ (three slashed/gamma objects) reduces via Section 3.1 to −2p̸₄γ</w:t>
+      </w:r>
+      <w:r>
+        <w:rPr>
+          <w:vertAlign w:val="superscript"/>
+        </w:rPr>
+        <w:t>ν</w:t>
+      </w:r>
+      <w:r>
+        <w:t>p̸₁ when sandwiched by γ</w:t>
+      </w:r>
+      <w:r>
+        <w:rPr>
+          <w:vertAlign w:val="superscript"/>
+        </w:rPr>
+        <w:t>μ</w:t>
+      </w:r>
+      <w:r>
+        <w:t>⋯γ</w:t>
+      </w:r>
+      <w:r>
+        <w:rPr>
+          <w:vertAlign w:val="subscript"/>
+        </w:rPr>
+        <w:t>μ</w:t>
+      </w:r>
+      <w:r>
+        <w:t>. mp̸₁γ</w:t>
+      </w:r>
+      <w:r>
+        <w:rPr>
+          <w:vertAlign w:val="superscript"/>
+        </w:rPr>
+        <w:t>ν</w:t>
+      </w:r>
+      <w:r>
+        <w:t xml:space="preserve"> (two objects) reduces via γ</w:t>
+      </w:r>
+      <w:r>
+        <w:rPr>
+          <w:vertAlign w:val="superscript"/>
+        </w:rPr>
+        <w:t>μ</w:t>
+      </w:r>
+      <w:r>
+        <w:t>γ</w:t>
+      </w:r>
+      <w:r>
+        <w:rPr>
+          <w:vertAlign w:val="superscript"/>
+        </w:rPr>
+        <w:t>a</w:t>
+      </w:r>
+      <w:r>
+        <w:t>γ</w:t>
+      </w:r>
+      <w:r>
+        <w:rPr>
+          <w:vertAlign w:val="superscript"/>
+        </w:rPr>
+        <w:t>b</w:t>
+      </w:r>
+      <w:r>
+        <w:t>γ</w:t>
+      </w:r>
+      <w:r>
+        <w:rPr>
+          <w:vertAlign w:val="subscript"/>
+        </w:rPr>
+        <w:t>μ</w:t>
+      </w:r>
+      <w:r>
+        <w:t>=4g</w:t>
+      </w:r>
+      <w:r>
+        <w:rPr>
+          <w:vertAlign w:val="superscript"/>
+        </w:rPr>
+        <w:t>a</w:t>
+      </w:r>
+      <w:r>
+        <w:t>b to 4m p₁</w:t>
+      </w:r>
+      <w:r>
+        <w:rPr>
+          <w:vertAlign w:val="superscript"/>
+        </w:rPr>
+        <w:t>ν</w:t>
+      </w:r>
+      <w:r>
+        <w:t xml:space="preserve"> I. mγ</w:t>
+      </w:r>
+      <w:r>
+        <w:rPr>
+          <w:vertAlign w:val="superscript"/>
+        </w:rPr>
+        <w:t>ν</w:t>
+      </w:r>
+      <w:r>
+        <w:t>p̸₄ (two objects) similarly reduces to 4m p₄</w:t>
+      </w:r>
+      <w:r>
+        <w:rPr>
+          <w:vertAlign w:val="superscript"/>
+        </w:rPr>
+        <w:t>ν</w:t>
+      </w:r>
+      <w:r>
+        <w:t xml:space="preserve"> I. m²γ</w:t>
+      </w:r>
+      <w:r>
+        <w:rPr>
+          <w:vertAlign w:val="superscript"/>
+        </w:rPr>
+        <w:t>ν</w:t>
+      </w:r>
+      <w:r>
+        <w:t xml:space="preserve"> (one object) reduces via γ</w:t>
+      </w:r>
+      <w:r>
+        <w:rPr>
+          <w:vertAlign w:val="superscript"/>
+        </w:rPr>
+        <w:t>μ</w:t>
+      </w:r>
+      <w:r>
+        <w:t>γ</w:t>
+      </w:r>
+      <w:r>
+        <w:rPr>
+          <w:vertAlign w:val="superscript"/>
+        </w:rPr>
+        <w:t>a</w:t>
+      </w:r>
+      <w:r>
+        <w:t>γ</w:t>
+      </w:r>
+      <w:r>
+        <w:rPr>
+          <w:vertAlign w:val="subscript"/>
+        </w:rPr>
+        <w:t>μ</w:t>
+      </w:r>
+      <w:r>
+        <w:t>=−2γ</w:t>
+      </w:r>
+      <w:r>
+        <w:rPr>
+          <w:vertAlign w:val="superscript"/>
+        </w:rPr>
+        <w:t>a</w:t>
+      </w:r>
+      <w:r>
+        <w:t xml:space="preserve"> to −2m²γ</w:t>
+      </w:r>
+      <w:r>
+        <w:rPr>
+          <w:vertAlign w:val="superscript"/>
+        </w:rPr>
+        <w:t>ν</w:t>
+      </w:r>
+      <w:r>
+        <w:t>. Summing all four gives γ</w:t>
+      </w:r>
+      <w:r>
+        <w:rPr>
+          <w:vertAlign w:val="superscript"/>
+        </w:rPr>
+        <w:t>μ</w:t>
+      </w:r>
+      <w:r>
+        <w:t>(p̸₁+m)γ</w:t>
+      </w:r>
+      <w:r>
+        <w:rPr>
+          <w:vertAlign w:val="superscript"/>
+        </w:rPr>
+        <w:t>ν</w:t>
+      </w:r>
+      <w:r>
+        <w:t>(p̸₄+m)γ</w:t>
+      </w:r>
+      <w:r>
+        <w:rPr>
+          <w:vertAlign w:val="subscript"/>
+        </w:rPr>
+        <w:t>μ</w:t>
+      </w:r>
+      <w:r>
+        <w:t>=−2p̸₄γ</w:t>
+      </w:r>
+      <w:r>
+        <w:rPr>
+          <w:vertAlign w:val="superscript"/>
+        </w:rPr>
+        <w:t>ν</w:t>
+      </w:r>
+      <w:r>
+        <w:t>p̸₁+4m(p₁</w:t>
+      </w:r>
+      <w:r>
+        <w:rPr>
+          <w:vertAlign w:val="superscript"/>
+        </w:rPr>
+        <w:t>ν</w:t>
+      </w:r>
+      <w:r>
+        <w:t>+p₄</w:t>
+      </w:r>
+      <w:r>
+        <w:rPr>
+          <w:vertAlign w:val="superscript"/>
+        </w:rPr>
+        <w:t>ν</w:t>
+      </w:r>
+      <w:r>
+        <w:t>)I−2m²γ</w:t>
+      </w:r>
+      <w:r>
+        <w:rPr>
+          <w:vertAlign w:val="superscript"/>
+        </w:rPr>
+        <w:t>ν</w:t>
+      </w:r>
+      <w:r>
+        <w:t>.</w:t>
       </w:r>
     </w:p>
     <w:p>
@@ -5725,7 +8703,124 @@
         <w:t xml:space="preserve"> </w:t>
       </w:r>
       <w:r>
-        <w:t>γ^νp̸₁p̸₂γ_ν=p1_ap2_bγ^νγ^aγ^bγ_ν=p1_ap2_b(4g^ab)=4p1_ap2^a=4(p₁·p₂), using Lesson 21's γ^μγ^aγ^bγ_μ=4g^ab contracted with the momentum components of p₁ and p₂.</w:t>
+        <w:t>γ</w:t>
+      </w:r>
+      <w:r>
+        <w:rPr>
+          <w:vertAlign w:val="superscript"/>
+        </w:rPr>
+        <w:t>ν</w:t>
+      </w:r>
+      <w:r>
+        <w:t>p̸₁p̸₂γ</w:t>
+      </w:r>
+      <w:r>
+        <w:rPr>
+          <w:vertAlign w:val="subscript"/>
+        </w:rPr>
+        <w:t>ν</w:t>
+      </w:r>
+      <w:r>
+        <w:t>=p1_ap2_bγ</w:t>
+      </w:r>
+      <w:r>
+        <w:rPr>
+          <w:vertAlign w:val="superscript"/>
+        </w:rPr>
+        <w:t>ν</w:t>
+      </w:r>
+      <w:r>
+        <w:t>γ</w:t>
+      </w:r>
+      <w:r>
+        <w:rPr>
+          <w:vertAlign w:val="superscript"/>
+        </w:rPr>
+        <w:t>a</w:t>
+      </w:r>
+      <w:r>
+        <w:t>γ</w:t>
+      </w:r>
+      <w:r>
+        <w:rPr>
+          <w:vertAlign w:val="superscript"/>
+        </w:rPr>
+        <w:t>b</w:t>
+      </w:r>
+      <w:r>
+        <w:t>γ</w:t>
+      </w:r>
+      <w:r>
+        <w:rPr>
+          <w:vertAlign w:val="subscript"/>
+        </w:rPr>
+        <w:t>ν</w:t>
+      </w:r>
+      <w:r>
+        <w:t>=p1_ap2_b(4g</w:t>
+      </w:r>
+      <w:r>
+        <w:rPr>
+          <w:vertAlign w:val="superscript"/>
+        </w:rPr>
+        <w:t>a</w:t>
+      </w:r>
+      <w:r>
+        <w:t>b)=4p1_ap2</w:t>
+      </w:r>
+      <w:r>
+        <w:rPr>
+          <w:vertAlign w:val="superscript"/>
+        </w:rPr>
+        <w:t>a</w:t>
+      </w:r>
+      <w:r>
+        <w:t>=4(p₁·p₂), using Lesson 21's γ</w:t>
+      </w:r>
+      <w:r>
+        <w:rPr>
+          <w:vertAlign w:val="superscript"/>
+        </w:rPr>
+        <w:t>μ</w:t>
+      </w:r>
+      <w:r>
+        <w:t>γ</w:t>
+      </w:r>
+      <w:r>
+        <w:rPr>
+          <w:vertAlign w:val="superscript"/>
+        </w:rPr>
+        <w:t>a</w:t>
+      </w:r>
+      <w:r>
+        <w:t>γ</w:t>
+      </w:r>
+      <w:r>
+        <w:rPr>
+          <w:vertAlign w:val="superscript"/>
+        </w:rPr>
+        <w:t>b</w:t>
+      </w:r>
+      <w:r>
+        <w:t>γ</w:t>
+      </w:r>
+      <w:r>
+        <w:rPr>
+          <w:vertAlign w:val="subscript"/>
+        </w:rPr>
+        <w:t>μ</w:t>
+      </w:r>
+      <w:r>
+        <w:t>=4g</w:t>
+      </w:r>
+      <w:r>
+        <w:rPr>
+          <w:vertAlign w:val="superscript"/>
+        </w:rPr>
+        <w:t>a</w:t>
+      </w:r>
+      <w:r>
+        <w:t>b contracted with the momentum components of p₁ and p₂.</w:t>
       </w:r>
     </w:p>
     <w:p>
@@ -5739,7 +8834,151 @@
         <w:t xml:space="preserve"> </w:t>
       </w:r>
       <w:r>
-        <w:t>Starting from Tr[γ^μp̸₁γ^νp̸₄γ_μp̸₂γ_νp̸₃], apply Section 3.1 to the μ-contraction (a=p₁,b=ν,c=p₄): γ^μp̸₁γ^νp̸₄γ_μ=−2p̸₄γ^νp̸₁, giving Tr[−2p̸₄γ^νp̸₁p̸₂γ_νp̸₃]=−2Tr[p̸₄γ^νp̸₁p̸₂γ_νp̸₃]. Using cyclicity to move p̸₃ to the front: −2Tr[p̸₃p̸₄γ^νp̸₁p̸₂γ_ν]. Applying Exercise 10, γ^νp̸₁p̸₂γ_ν=4(p₁·p₂)I, gives −2·4(p₁·p₂)Tr[p̸₃p̸₄]. Using Tr[p̸₃p̸₄]=4(p₃·p₄) (Lesson 21, Worked example 2), this is −2×4(p₁·p₂)×4(p₃·p₄)=−32(p₁·p₂)(p₃·p₄), matching Section 4.1.</w:t>
+        <w:t>Starting from Tr[γ</w:t>
+      </w:r>
+      <w:r>
+        <w:rPr>
+          <w:vertAlign w:val="superscript"/>
+        </w:rPr>
+        <w:t>μ</w:t>
+      </w:r>
+      <w:r>
+        <w:t>p̸₁γ</w:t>
+      </w:r>
+      <w:r>
+        <w:rPr>
+          <w:vertAlign w:val="superscript"/>
+        </w:rPr>
+        <w:t>ν</w:t>
+      </w:r>
+      <w:r>
+        <w:t>p̸₄γ</w:t>
+      </w:r>
+      <w:r>
+        <w:rPr>
+          <w:vertAlign w:val="subscript"/>
+        </w:rPr>
+        <w:t>μ</w:t>
+      </w:r>
+      <w:r>
+        <w:t>p̸₂γ</w:t>
+      </w:r>
+      <w:r>
+        <w:rPr>
+          <w:vertAlign w:val="subscript"/>
+        </w:rPr>
+        <w:t>ν</w:t>
+      </w:r>
+      <w:r>
+        <w:t>p̸₃], apply Section 3.1 to the μ-contraction (a=p₁,b=ν,c=p₄): γ</w:t>
+      </w:r>
+      <w:r>
+        <w:rPr>
+          <w:vertAlign w:val="superscript"/>
+        </w:rPr>
+        <w:t>μ</w:t>
+      </w:r>
+      <w:r>
+        <w:t>p̸₁γ</w:t>
+      </w:r>
+      <w:r>
+        <w:rPr>
+          <w:vertAlign w:val="superscript"/>
+        </w:rPr>
+        <w:t>ν</w:t>
+      </w:r>
+      <w:r>
+        <w:t>p̸₄γ</w:t>
+      </w:r>
+      <w:r>
+        <w:rPr>
+          <w:vertAlign w:val="subscript"/>
+        </w:rPr>
+        <w:t>μ</w:t>
+      </w:r>
+      <w:r>
+        <w:t>=−2p̸₄γ</w:t>
+      </w:r>
+      <w:r>
+        <w:rPr>
+          <w:vertAlign w:val="superscript"/>
+        </w:rPr>
+        <w:t>ν</w:t>
+      </w:r>
+      <w:r>
+        <w:t>p̸₁, giving Tr[−2p̸₄γ</w:t>
+      </w:r>
+      <w:r>
+        <w:rPr>
+          <w:vertAlign w:val="superscript"/>
+        </w:rPr>
+        <w:t>ν</w:t>
+      </w:r>
+      <w:r>
+        <w:t>p̸₁p̸₂γ</w:t>
+      </w:r>
+      <w:r>
+        <w:rPr>
+          <w:vertAlign w:val="subscript"/>
+        </w:rPr>
+        <w:t>ν</w:t>
+      </w:r>
+      <w:r>
+        <w:t>p̸₃]=−2Tr[p̸₄γ</w:t>
+      </w:r>
+      <w:r>
+        <w:rPr>
+          <w:vertAlign w:val="superscript"/>
+        </w:rPr>
+        <w:t>ν</w:t>
+      </w:r>
+      <w:r>
+        <w:t>p̸₁p̸₂γ</w:t>
+      </w:r>
+      <w:r>
+        <w:rPr>
+          <w:vertAlign w:val="subscript"/>
+        </w:rPr>
+        <w:t>ν</w:t>
+      </w:r>
+      <w:r>
+        <w:t>p̸₃]. Using cyclicity to move p̸₃ to the front: −2Tr[p̸₃p̸₄γ</w:t>
+      </w:r>
+      <w:r>
+        <w:rPr>
+          <w:vertAlign w:val="superscript"/>
+        </w:rPr>
+        <w:t>ν</w:t>
+      </w:r>
+      <w:r>
+        <w:t>p̸₁p̸₂γ</w:t>
+      </w:r>
+      <w:r>
+        <w:rPr>
+          <w:vertAlign w:val="subscript"/>
+        </w:rPr>
+        <w:t>ν</w:t>
+      </w:r>
+      <w:r>
+        <w:t>]. Applying Exercise 10, γ</w:t>
+      </w:r>
+      <w:r>
+        <w:rPr>
+          <w:vertAlign w:val="superscript"/>
+        </w:rPr>
+        <w:t>ν</w:t>
+      </w:r>
+      <w:r>
+        <w:t>p̸₁p̸₂γ</w:t>
+      </w:r>
+      <w:r>
+        <w:rPr>
+          <w:vertAlign w:val="subscript"/>
+        </w:rPr>
+        <w:t>ν</w:t>
+      </w:r>
+      <w:r>
+        <w:t>=4(p₁·p₂)I, gives −2·4(p₁·p₂)Tr[p̸₃p̸₄]. Using Tr[p̸₃p̸₄]=4(p₃·p₄) (Lesson 21, Worked example 2), this is −2×4(p₁·p₂)×4(p₃·p₄)=−32(p₁·p₂)(p₃·p₄), matching Section 4.1.</w:t>
       </w:r>
     </w:p>
     <w:p>
@@ -5753,7 +8992,34 @@
         <w:t xml:space="preserve"> </w:t>
       </w:r>
       <w:r>
-        <w:t>Using Exercise 9's expansion for the μ-contraction, the mass-dependent terms (4m(p₁^ν+p₄^ν)I and −2m²γ^ν) contribute additional pieces beyond Exercise 11's leading −32(p₁·p₂)(p₃·p₄) term when carried through the remaining ν-contraction and the outer trace; collecting every resulting term (a longer but mechanically identical calculation, following the same contraction identities applied twice more) and converting every dot product to Mandelstam variables via Lesson 53, Section 5.2 (with all four masses equal to m) yields, after simplification, the stated general result −8(s−2m²)(s−6m²), which correctly reduces to −8s² (Exercise 11's massless answer, converted via p₁·p₂=p₃·p₄=s/2) when m→0.</w:t>
+        <w:t>Using Exercise 9's expansion for the μ-contraction, the mass-dependent terms (4m(p₁</w:t>
+      </w:r>
+      <w:r>
+        <w:rPr>
+          <w:vertAlign w:val="superscript"/>
+        </w:rPr>
+        <w:t>ν</w:t>
+      </w:r>
+      <w:r>
+        <w:t>+p₄</w:t>
+      </w:r>
+      <w:r>
+        <w:rPr>
+          <w:vertAlign w:val="superscript"/>
+        </w:rPr>
+        <w:t>ν</w:t>
+      </w:r>
+      <w:r>
+        <w:t>)I and −2m²γ</w:t>
+      </w:r>
+      <w:r>
+        <w:rPr>
+          <w:vertAlign w:val="superscript"/>
+        </w:rPr>
+        <w:t>ν</w:t>
+      </w:r>
+      <w:r>
+        <w:t>) contribute additional pieces beyond Exercise 11's leading −32(p₁·p₂)(p₃·p₄) term when carried through the remaining ν-contraction and the outer trace; collecting every resulting term (a longer but mechanically identical calculation, following the same contraction identities applied twice more) and converting every dot product to Mandelstam variables via Lesson 53, Section 5.2 (with all four masses equal to m) yields, after simplification, the stated general result −8(s−2m²)(s−6m²), which correctly reduces to −8s² (Exercise 11's massless answer, converted via p₁·p₂=p₃·p₄=s/2) when m→0.</w:t>
       </w:r>
     </w:p>
     <w:p>
@@ -5781,7 +9047,49 @@
         <w:t xml:space="preserve"> </w:t>
       </w:r>
       <w:r>
-        <w:t>(1/4)Σ|ℳ_t|²=2e⁴(s²+u²)/t² (Lesson 54's massless result, Exercise 3 with m=0), (1/4)Σ|ℳ_u|²=2e⁴(s²+t²)/u² (t↔u exchange), and the interference contribution −(1/2)Σ(ℳ_tℳ_u^*)=−(1/2)(e⁴/(tu))(−8s²)=4e⁴s²/(tu) (Section 4.2). Summing all three: 2e⁴(s²+u²)/t²+2e⁴(s²+t²)/u²+4e⁴s²/(tu)=2e⁴[(s²+u²)/t²+(s²+t²)/u²+2s²/(tu)], matching Section 5.1.</w:t>
+        <w:t>(1/4)Σ|ℳ</w:t>
+      </w:r>
+      <w:r>
+        <w:rPr>
+          <w:vertAlign w:val="subscript"/>
+        </w:rPr>
+        <w:t>t</w:t>
+      </w:r>
+      <w:r>
+        <w:t>|²=2e⁴(s²+u²)/t² (Lesson 54's massless result, Exercise 3 with m=0), (1/4)Σ|ℳ</w:t>
+      </w:r>
+      <w:r>
+        <w:rPr>
+          <w:vertAlign w:val="subscript"/>
+        </w:rPr>
+        <w:t>u</w:t>
+      </w:r>
+      <w:r>
+        <w:t>|²=2e⁴(s²+t²)/u² (t↔u exchange), and the interference contribution −(1/2)Σ(ℳ</w:t>
+      </w:r>
+      <w:r>
+        <w:rPr>
+          <w:vertAlign w:val="subscript"/>
+        </w:rPr>
+        <w:t>t</w:t>
+      </w:r>
+      <w:r>
+        <w:t>ℳ</w:t>
+      </w:r>
+      <w:r>
+        <w:rPr>
+          <w:vertAlign w:val="subscript"/>
+        </w:rPr>
+        <w:t>u</w:t>
+      </w:r>
+      <w:r>
+        <w:rPr>
+          <w:vertAlign w:val="superscript"/>
+        </w:rPr>
+        <w:t>*</w:t>
+      </w:r>
+      <w:r>
+        <w:t>)=−(1/2)(e⁴/(tu))(−8s²)=4e⁴s²/(tu) (Section 4.2). Summing all three: 2e⁴(s²+u²)/t²+2e⁴(s²+t²)/u²+4e⁴s²/(tu)=2e⁴[(s²+u²)/t²+(s²+t²)/u²+2s²/(tu)], matching Section 5.1.</w:t>
       </w:r>
     </w:p>
     <w:p>
@@ -5817,55 +9125,12 @@
         <w:pStyle w:val="Heading2"/>
       </w:pPr>
       <w:r>
-        <w:t>Mastery checklist</w:t>
+        <w:t>Mastery check</w:t>
       </w:r>
     </w:p>
     <w:p>
-      <w:pPr>
-        <w:pStyle w:val="ListBullet"/>
-      </w:pPr>
-      <w:r>
-        <w:t>I can explain why identical particles force a second Wick contraction and derive the resulting relative minus sign.</w:t>
-      </w:r>
-    </w:p>
-    <w:p>
-      <w:pPr>
-        <w:pStyle w:val="ListBullet"/>
-      </w:pPr>
-      <w:r>
-        <w:t>I can write ℳ_t and ℳ_u and show how one is obtained from the other.</w:t>
-      </w:r>
-    </w:p>
-    <w:p>
-      <w:pPr>
-        <w:pStyle w:val="ListBullet"/>
-      </w:pPr>
-      <w:r>
-        <w:t>I can explain why the direct and exchange terms reuse Lesson 54's result while the interference term requires a new, single trace.</w:t>
-      </w:r>
-    </w:p>
-    <w:p>
-      <w:pPr>
-        <w:pStyle w:val="ListBullet"/>
-      </w:pPr>
-      <w:r>
-        <w:t>I can derive and apply the identity γ^μγ^aγ^bγ^cγ_μ=−2γ^cγ^bγ^a.</w:t>
-      </w:r>
-    </w:p>
-    <w:p>
-      <w:pPr>
-        <w:pStyle w:val="ListBullet"/>
-      </w:pPr>
-      <w:r>
-        <w:t>I can reduce the interference trace to −8s² in the massless limit and assemble the complete Møller scattering formula.</w:t>
-      </w:r>
-    </w:p>
-    <w:p>
-      <w:pPr>
-        <w:pStyle w:val="ListBullet"/>
-      </w:pPr>
-      <w:r>
-        <w:t>I can explain why the resulting cross section diverges at both t=0 and u=0.</w:t>
+      <w:r>
+        <w:t>Before moving on, do the Core exercises without looking at the solutions and state this lesson's main result from memory. If both go smoothly, continue; if not, reread the sections the missed exercises cite.</w:t>
       </w:r>
     </w:p>
     <w:p>
@@ -5917,7 +9182,7 @@
         <w:color w:val="5A5A5A"/>
         <w:sz w:val="16"/>
       </w:rPr>
-      <w:t>QED Course   Lesson 55</w:t>
+      <w:t>A QED Course   Lesson 55</w:t>
     </w:r>
   </w:p>
 </w:hdr>
